--- a/obsidian-history-vault-master/09 courses/UCSB/Sociology UCSB/Kevin Anderson/Marx Seminar/KV1C2C3_vF es_sin citas.docx
+++ b/obsidian-history-vault-master/09 courses/UCSB/Sociology UCSB/Kevin Anderson/Marx Seminar/KV1C2C3_vF es_sin citas.docx
@@ -393,7 +393,7 @@
           <w:rFonts w:ascii="Century" w:hAnsi="Century"/>
           <w:lang w:val="es-PE"/>
         </w:rPr>
-        <w:t xml:space="preserve"> de las mercancías, porque</w:t>
+        <w:t xml:space="preserve"> de las mercancías,</w:t>
       </w:r>
       <w:r>
         <w:rPr>
@@ -435,7 +435,21 @@
           <w:rFonts w:ascii="Century" w:hAnsi="Century"/>
           <w:lang w:val="es-PE"/>
         </w:rPr>
-        <w:t xml:space="preserve">intercambio de valores de uso requiere </w:t>
+        <w:t>intercambio de valores de uso requi</w:t>
+      </w:r>
+      <w:r>
+        <w:rPr>
+          <w:rFonts w:ascii="Century" w:hAnsi="Century"/>
+          <w:lang w:val="es-PE"/>
+        </w:rPr>
+        <w:t>rió</w:t>
+      </w:r>
+      <w:r>
+        <w:rPr>
+          <w:rFonts w:ascii="Century" w:hAnsi="Century"/>
+          <w:lang w:val="es-PE"/>
+        </w:rPr>
+        <w:t xml:space="preserve"> </w:t>
       </w:r>
       <w:r>
         <w:rPr>
@@ -832,7 +846,21 @@
           <w:rFonts w:ascii="Century" w:hAnsi="Century"/>
           <w:lang w:val="es-PE"/>
         </w:rPr>
-        <w:t>nables de los indígenas se convirtieron en oro y plata, y ya no son ni ganado ni esclavos? Es que el oro</w:t>
+        <w:t xml:space="preserve">nables de los indígenas se convirtieron en oro y plata, y ya no </w:t>
+      </w:r>
+      <w:r>
+        <w:rPr>
+          <w:rFonts w:ascii="Century" w:hAnsi="Century"/>
+          <w:lang w:val="es-PE"/>
+        </w:rPr>
+        <w:t>fueron</w:t>
+      </w:r>
+      <w:r>
+        <w:rPr>
+          <w:rFonts w:ascii="Century" w:hAnsi="Century"/>
+          <w:lang w:val="es-PE"/>
+        </w:rPr>
+        <w:t xml:space="preserve"> ni ganado ni esclavos? Es que el oro</w:t>
       </w:r>
       <w:r>
         <w:rPr>
@@ -1214,7 +1242,49 @@
           <w:rFonts w:ascii="Century" w:hAnsi="Century"/>
           <w:lang w:val="es-PE"/>
         </w:rPr>
-        <w:t>El capítulo 3 de El Capital explica las funciones sociales que desempeña el dinero en el proceso de circulación. Marx distinguió el dinero, en primer lugar, como una medida de valor, como la encarnación social del trabajo expresado en precio o forma de dinero. El dinero, como forma de aparición de la medida común del valor, el tiempo de trabajo, dependía de la circulación del oro como mercancía equivalente universal.</w:t>
+        <w:t xml:space="preserve">El capítulo 3 de El Capital explica las funciones sociales que desempeña el dinero en el proceso de circulación. Marx </w:t>
+      </w:r>
+      <w:r>
+        <w:rPr>
+          <w:rFonts w:ascii="Century" w:hAnsi="Century"/>
+          <w:lang w:val="es-PE"/>
+        </w:rPr>
+        <w:t>diferenció</w:t>
+      </w:r>
+      <w:r>
+        <w:rPr>
+          <w:rFonts w:ascii="Century" w:hAnsi="Century"/>
+          <w:lang w:val="es-PE"/>
+        </w:rPr>
+        <w:t xml:space="preserve"> el dinero, en primer lugar, como una medida de valor, como la encarnación social del trabajo expresado en precio o forma diner</w:t>
+      </w:r>
+      <w:r>
+        <w:rPr>
+          <w:rFonts w:ascii="Century" w:hAnsi="Century"/>
+          <w:lang w:val="es-PE"/>
+        </w:rPr>
+        <w:t>aria de valor</w:t>
+      </w:r>
+      <w:r>
+        <w:rPr>
+          <w:rFonts w:ascii="Century" w:hAnsi="Century"/>
+          <w:lang w:val="es-PE"/>
+        </w:rPr>
+        <w:t>. El dinero, como forma de aparición de la medida común del valor</w:t>
+      </w:r>
+      <w:r>
+        <w:rPr>
+          <w:rFonts w:ascii="Century" w:hAnsi="Century"/>
+          <w:lang w:val="es-PE"/>
+        </w:rPr>
+        <w:t>:</w:t>
+      </w:r>
+      <w:r>
+        <w:rPr>
+          <w:rFonts w:ascii="Century" w:hAnsi="Century"/>
+          <w:lang w:val="es-PE"/>
+        </w:rPr>
+        <w:t xml:space="preserve"> el tiempo de trabajo, dependía de la circulación del oro como mercancía equivalente universal.</w:t>
       </w:r>
     </w:p>
     <w:p>
@@ -1230,33 +1300,120 @@
           <w:rFonts w:ascii="Century" w:hAnsi="Century"/>
           <w:lang w:val="es-PE"/>
         </w:rPr>
-        <w:t xml:space="preserve">El precio es la forma monetaria de la magnitud del valor medido por una cantidad imaginaria de oro idealmente equivalente al tiempo de trabajo socialmente necesario para producir la cantidad correspondiente de unidades estándar de </w:t>
-      </w:r>
-      <w:proofErr w:type="gramStart"/>
-      <w:r>
-        <w:rPr>
-          <w:rFonts w:ascii="Century" w:hAnsi="Century"/>
-          <w:lang w:val="es-PE"/>
-        </w:rPr>
-        <w:t>precio .</w:t>
-      </w:r>
-      <w:proofErr w:type="gramEnd"/>
-      <w:r>
-        <w:rPr>
-          <w:rFonts w:ascii="Century" w:hAnsi="Century"/>
-          <w:lang w:val="es-PE"/>
-        </w:rPr>
-        <w:t xml:space="preserve"> Cuando el patrón de precio está definido por un peso fijo de </w:t>
-      </w:r>
-      <w:proofErr w:type="gramStart"/>
-      <w:r>
-        <w:rPr>
-          <w:rFonts w:ascii="Century" w:hAnsi="Century"/>
-          <w:lang w:val="es-PE"/>
-        </w:rPr>
-        <w:t>oro .</w:t>
-      </w:r>
-      <w:proofErr w:type="gramEnd"/>
+        <w:t xml:space="preserve">El precio es la forma </w:t>
+      </w:r>
+      <w:r>
+        <w:rPr>
+          <w:rFonts w:ascii="Century" w:hAnsi="Century"/>
+          <w:lang w:val="es-PE"/>
+        </w:rPr>
+        <w:t>dineraria</w:t>
+      </w:r>
+      <w:r>
+        <w:rPr>
+          <w:rFonts w:ascii="Century" w:hAnsi="Century"/>
+          <w:lang w:val="es-PE"/>
+        </w:rPr>
+        <w:t xml:space="preserve"> de la magnitud del valor</w:t>
+      </w:r>
+      <w:r>
+        <w:rPr>
+          <w:rFonts w:ascii="Century" w:hAnsi="Century"/>
+          <w:lang w:val="es-PE"/>
+        </w:rPr>
+        <w:t xml:space="preserve"> es</w:t>
+      </w:r>
+      <w:r>
+        <w:rPr>
+          <w:rFonts w:ascii="Century" w:hAnsi="Century"/>
+          <w:lang w:val="es-PE"/>
+        </w:rPr>
+        <w:t xml:space="preserve"> medido por una cantidad imaginaria de oro idealmente equivalente al tiempo de trabajo socialmente necesario para producir la cantidad correspondiente de unidades estándar de precio</w:t>
+      </w:r>
+      <w:r>
+        <w:rPr>
+          <w:rFonts w:ascii="Century" w:hAnsi="Century"/>
+          <w:lang w:val="es-PE"/>
+        </w:rPr>
+        <w:t>.</w:t>
+      </w:r>
+      <w:r>
+        <w:rPr>
+          <w:rFonts w:ascii="Century" w:hAnsi="Century"/>
+          <w:lang w:val="es-PE"/>
+        </w:rPr>
+        <w:t xml:space="preserve"> Cuando el </w:t>
+      </w:r>
+      <w:r>
+        <w:rPr>
+          <w:rFonts w:ascii="Century" w:hAnsi="Century"/>
+          <w:lang w:val="es-PE"/>
+        </w:rPr>
+        <w:t>estándar</w:t>
+      </w:r>
+      <w:r>
+        <w:rPr>
+          <w:rFonts w:ascii="Century" w:hAnsi="Century"/>
+          <w:lang w:val="es-PE"/>
+        </w:rPr>
+        <w:t xml:space="preserve"> de precio</w:t>
+      </w:r>
+      <w:r>
+        <w:rPr>
+          <w:rFonts w:ascii="Century" w:hAnsi="Century"/>
+          <w:lang w:val="es-PE"/>
+        </w:rPr>
+        <w:t xml:space="preserve"> del dinero</w:t>
+      </w:r>
+      <w:r>
+        <w:rPr>
+          <w:rFonts w:ascii="Century" w:hAnsi="Century"/>
+          <w:lang w:val="es-PE"/>
+        </w:rPr>
+        <w:t xml:space="preserve"> es definido por un </w:t>
+      </w:r>
+      <w:r>
+        <w:rPr>
+          <w:rFonts w:ascii="Century" w:hAnsi="Century"/>
+          <w:lang w:val="es-PE"/>
+        </w:rPr>
+        <w:t xml:space="preserve">determinado </w:t>
+      </w:r>
+      <w:r>
+        <w:rPr>
+          <w:rFonts w:ascii="Century" w:hAnsi="Century"/>
+          <w:lang w:val="es-PE"/>
+        </w:rPr>
+        <w:t>peso fij</w:t>
+      </w:r>
+      <w:r>
+        <w:rPr>
+          <w:rFonts w:ascii="Century" w:hAnsi="Century"/>
+          <w:lang w:val="es-PE"/>
+        </w:rPr>
+        <w:t>ado</w:t>
+      </w:r>
+      <w:r>
+        <w:rPr>
+          <w:rFonts w:ascii="Century" w:hAnsi="Century"/>
+          <w:lang w:val="es-PE"/>
+        </w:rPr>
+        <w:t xml:space="preserve"> de oro</w:t>
+      </w:r>
+      <w:r>
+        <w:rPr>
+          <w:rFonts w:ascii="Century" w:hAnsi="Century"/>
+          <w:lang w:val="es-PE"/>
+        </w:rPr>
+        <w:t>, como lo fue la onza</w:t>
+      </w:r>
+      <w:r>
+        <w:rPr>
+          <w:rFonts w:ascii="Century" w:hAnsi="Century"/>
+          <w:lang w:val="es-PE"/>
+        </w:rPr>
+        <w:t>.</w:t>
+      </w:r>
     </w:p>
     <w:p>
       <w:pPr>
@@ -1271,23 +1428,126 @@
           <w:rFonts w:ascii="Century" w:hAnsi="Century"/>
           <w:lang w:val="es-PE"/>
         </w:rPr>
-        <w:t xml:space="preserve">En efecto, como medida del valor, el dinero sólo sirve en una capacidad ideal, como una cantidad imaginaria de oro equivalente al tiempo de trabajo abstractamente necesario, que es, en primera instancia, la medida común del </w:t>
-      </w:r>
-      <w:proofErr w:type="gramStart"/>
-      <w:r>
-        <w:rPr>
-          <w:rFonts w:ascii="Century" w:hAnsi="Century"/>
-          <w:lang w:val="es-PE"/>
-        </w:rPr>
-        <w:t>valor .</w:t>
-      </w:r>
-      <w:proofErr w:type="gramEnd"/>
-      <w:r>
-        <w:rPr>
-          <w:rFonts w:ascii="Century" w:hAnsi="Century"/>
-          <w:lang w:val="es-PE"/>
-        </w:rPr>
-        <w:t xml:space="preserve"> Luego, el oro se convirtió en el patrón de precio con la separación de la forma dinero del oro en la circulación del dinero, pero no en la circulación del oro como mercancía monetaria. Esta separación de la forma monetaria de la forma mercancía del valor, se desarrolló más tarde en la liberalización del precio monetario de su forma elemental como KV1C3P189L1 oro. Extendiendo la disociación entre el tiempo de trabajo socialmente necesario, como medida común del valor de las mercancías, y la forma monetaria del valor.</w:t>
+        <w:t>En efecto, como medida de valor, el dinero sólo sirve en</w:t>
+      </w:r>
+      <w:r>
+        <w:rPr>
+          <w:rFonts w:ascii="Century" w:hAnsi="Century"/>
+          <w:lang w:val="es-PE"/>
+        </w:rPr>
+        <w:t xml:space="preserve"> su</w:t>
+      </w:r>
+      <w:r>
+        <w:rPr>
+          <w:rFonts w:ascii="Century" w:hAnsi="Century"/>
+          <w:lang w:val="es-PE"/>
+        </w:rPr>
+        <w:t xml:space="preserve"> capacidad ideal, como una cantidad imaginaria de oro equivalente al tiempo de trabajo abstractamente necesario, que es, en primera instancia, la medida común de valor. Luego, el oro se convirtió en el </w:t>
+      </w:r>
+      <w:r>
+        <w:rPr>
+          <w:rFonts w:ascii="Century" w:hAnsi="Century"/>
+          <w:lang w:val="es-PE"/>
+        </w:rPr>
+        <w:t>estándar</w:t>
+      </w:r>
+      <w:r>
+        <w:rPr>
+          <w:rFonts w:ascii="Century" w:hAnsi="Century"/>
+          <w:lang w:val="es-PE"/>
+        </w:rPr>
+        <w:t xml:space="preserve"> de precio con la separación de</w:t>
+      </w:r>
+      <w:r>
+        <w:rPr>
+          <w:rFonts w:ascii="Century" w:hAnsi="Century"/>
+          <w:lang w:val="es-PE"/>
+        </w:rPr>
+        <w:t xml:space="preserve">l </w:t>
+      </w:r>
+      <w:r>
+        <w:rPr>
+          <w:rFonts w:ascii="Century" w:hAnsi="Century"/>
+          <w:lang w:val="es-PE"/>
+        </w:rPr>
+        <w:t>dinero de</w:t>
+      </w:r>
+      <w:r>
+        <w:rPr>
+          <w:rFonts w:ascii="Century" w:hAnsi="Century"/>
+          <w:lang w:val="es-PE"/>
+        </w:rPr>
+        <w:t xml:space="preserve"> su forma elementa</w:t>
+      </w:r>
+      <w:r>
+        <w:rPr>
+          <w:rFonts w:ascii="Century" w:hAnsi="Century"/>
+          <w:lang w:val="es-PE"/>
+        </w:rPr>
+        <w:t xml:space="preserve">l oro en la circulación </w:t>
+      </w:r>
+      <w:r>
+        <w:rPr>
+          <w:rFonts w:ascii="Century" w:hAnsi="Century"/>
+          <w:lang w:val="es-PE"/>
+        </w:rPr>
+        <w:t>dineraria</w:t>
+      </w:r>
+      <w:r>
+        <w:rPr>
+          <w:rFonts w:ascii="Century" w:hAnsi="Century"/>
+          <w:lang w:val="es-PE"/>
+        </w:rPr>
+        <w:t xml:space="preserve">, pero no en la circulación del oro como </w:t>
+      </w:r>
+      <w:r>
+        <w:rPr>
+          <w:rFonts w:ascii="Century" w:hAnsi="Century"/>
+          <w:lang w:val="es-PE"/>
+        </w:rPr>
+        <w:t>dinero-mercancía</w:t>
+      </w:r>
+      <w:r>
+        <w:rPr>
+          <w:rFonts w:ascii="Century" w:hAnsi="Century"/>
+          <w:lang w:val="es-PE"/>
+        </w:rPr>
+        <w:t xml:space="preserve">. Esta separación de la forma </w:t>
+      </w:r>
+      <w:r>
+        <w:rPr>
+          <w:rFonts w:ascii="Century" w:hAnsi="Century"/>
+          <w:lang w:val="es-PE"/>
+        </w:rPr>
+        <w:t>dineraria frente a</w:t>
+      </w:r>
+      <w:r>
+        <w:rPr>
+          <w:rFonts w:ascii="Century" w:hAnsi="Century"/>
+          <w:lang w:val="es-PE"/>
+        </w:rPr>
+        <w:t xml:space="preserve"> la forma mercancía del valor, se desarrolló más tarde en la liberalización del precio de su forma elemental oro. Extendiendo la disociación entre el tiempo de trabajo socialmente necesario, como medida común del valor de las mercancías,</w:t>
+      </w:r>
+      <w:r>
+        <w:rPr>
+          <w:rFonts w:ascii="Century" w:hAnsi="Century"/>
+          <w:lang w:val="es-PE"/>
+        </w:rPr>
+        <w:t xml:space="preserve"> </w:t>
+      </w:r>
+      <w:r>
+        <w:rPr>
+          <w:rFonts w:ascii="Century" w:hAnsi="Century"/>
+          <w:lang w:val="es-PE"/>
+        </w:rPr>
+        <w:t>la forma monetaria del valor</w:t>
+      </w:r>
+      <w:r>
+        <w:rPr>
+          <w:rFonts w:ascii="Century" w:hAnsi="Century"/>
+          <w:lang w:val="es-PE"/>
+        </w:rPr>
+        <w:t xml:space="preserve"> y su forma elemental oro.</w:t>
       </w:r>
     </w:p>
     <w:p>
@@ -1303,33 +1563,29 @@
           <w:rFonts w:ascii="Century" w:hAnsi="Century"/>
           <w:lang w:val="es-PE"/>
         </w:rPr>
-        <w:t xml:space="preserve">El dólar estadounidense se convirtió en la moneda hegemónica que funcionaba como medida de valor después de las reformas financieras internacionales de 1971, separado del precio del oro y solo ligeramente vinculado a una cantidad imaginaria de oro fijada como parte alícuota de la medida real del estándar de precio. Marx explicó su preocupación relativa a la incongruencia cuantitativa y la contradicción cualitativa entre la magnitud del valor y el </w:t>
-      </w:r>
-      <w:proofErr w:type="gramStart"/>
-      <w:r>
-        <w:rPr>
-          <w:rFonts w:ascii="Century" w:hAnsi="Century"/>
-          <w:lang w:val="es-PE"/>
-        </w:rPr>
-        <w:t>precio .</w:t>
-      </w:r>
-      <w:proofErr w:type="gramEnd"/>
-      <w:r>
-        <w:rPr>
-          <w:rFonts w:ascii="Century" w:hAnsi="Century"/>
-          <w:lang w:val="es-PE"/>
-        </w:rPr>
-        <w:t xml:space="preserve"> Como inherente a la introducción de la forma de </w:t>
-      </w:r>
-      <w:proofErr w:type="gramStart"/>
-      <w:r>
-        <w:rPr>
-          <w:rFonts w:ascii="Century" w:hAnsi="Century"/>
-          <w:lang w:val="es-PE"/>
-        </w:rPr>
-        <w:t>precio .</w:t>
-      </w:r>
-      <w:proofErr w:type="gramEnd"/>
+        <w:t>El dólar estadounidense se convirtió en la moneda hegemónica que funcionaba como medida de valor después de las reformas financieras internacionales de 1971, separado del precio del oro y solo ligeramente vinculado a una cantidad imaginaria de oro fijada como parte alícuota de la medida real del estándar de precio. Marx explicó su preocupación relativa a la incongruencia cuantitativa y la contradicción cualitativa entre la magnitud del valor y el precio. Como inherente a la introducción de</w:t>
+      </w:r>
+      <w:r>
+        <w:rPr>
+          <w:rFonts w:ascii="Century" w:hAnsi="Century"/>
+          <w:lang w:val="es-PE"/>
+        </w:rPr>
+        <w:t>l</w:t>
+      </w:r>
+      <w:r>
+        <w:rPr>
+          <w:rFonts w:ascii="Century" w:hAnsi="Century"/>
+          <w:lang w:val="es-PE"/>
+        </w:rPr>
+        <w:t xml:space="preserve"> precio</w:t>
+      </w:r>
+      <w:r>
+        <w:rPr>
+          <w:rFonts w:ascii="Century" w:hAnsi="Century"/>
+          <w:lang w:val="es-PE"/>
+        </w:rPr>
+        <w:t xml:space="preserve"> como forma dineraria de valor.</w:t>
+      </w:r>
     </w:p>
     <w:p>
       <w:pPr>
@@ -1344,7 +1600,46 @@
           <w:rFonts w:ascii="Century" w:hAnsi="Century"/>
           <w:lang w:val="es-PE"/>
         </w:rPr>
-        <w:t xml:space="preserve">"Por lo tanto, cuanto menos esté sujeta a variación la unidad de medida (en este caso, una cantidad de oro), mejor cumple su función el patrón de precio. </w:t>
+        <w:t>"</w:t>
+      </w:r>
+      <w:r>
+        <w:rPr>
+          <w:rFonts w:ascii="Century" w:hAnsi="Century"/>
+          <w:lang w:val="es-PE"/>
+        </w:rPr>
+        <w:t>[C]</w:t>
+      </w:r>
+      <w:proofErr w:type="spellStart"/>
+      <w:r>
+        <w:rPr>
+          <w:rFonts w:ascii="Century" w:hAnsi="Century"/>
+          <w:lang w:val="es-PE"/>
+        </w:rPr>
+        <w:t>uanto</w:t>
+      </w:r>
+      <w:proofErr w:type="spellEnd"/>
+      <w:r>
+        <w:rPr>
+          <w:rFonts w:ascii="Century" w:hAnsi="Century"/>
+          <w:lang w:val="es-PE"/>
+        </w:rPr>
+        <w:t xml:space="preserve"> menos esté sujeta a variación la unidad de medida (en este caso, una cantidad de oro), mejor cumple su función el </w:t>
+      </w:r>
+      <w:proofErr w:type="spellStart"/>
+      <w:r>
+        <w:rPr>
+          <w:rFonts w:ascii="Century" w:hAnsi="Century"/>
+          <w:lang w:val="es-PE"/>
+        </w:rPr>
+        <w:t>estandar</w:t>
+      </w:r>
+      <w:proofErr w:type="spellEnd"/>
+      <w:r>
+        <w:rPr>
+          <w:rFonts w:ascii="Century" w:hAnsi="Century"/>
+          <w:lang w:val="es-PE"/>
+        </w:rPr>
+        <w:t xml:space="preserve"> de precio. Pero el oro </w:t>
       </w:r>
       <w:r>
         <w:rPr>
@@ -1352,17 +1647,8 @@
           <w:lang w:val="es-PE"/>
         </w:rPr>
         <w:lastRenderedPageBreak/>
-        <w:t>Pero el oro puede servir como medida de valor sólo porque es en sí mismo un producto del trabajo y, por lo tanto, tiene un valor potencialmente variable</w:t>
-      </w:r>
-      <w:proofErr w:type="gramStart"/>
-      <w:r>
-        <w:rPr>
-          <w:rFonts w:ascii="Century" w:hAnsi="Century"/>
-          <w:lang w:val="es-PE"/>
-        </w:rPr>
-        <w:t>" .</w:t>
-      </w:r>
-      <w:proofErr w:type="gramEnd"/>
+        <w:t>puede servir como medida de valor sólo porque es en sí mismo un producto del trabajo y, por lo tanto, tiene un valor potencialmente variable".</w:t>
+      </w:r>
     </w:p>
     <w:p>
       <w:pPr>
@@ -1377,7 +1663,189 @@
           <w:rFonts w:ascii="Century" w:hAnsi="Century"/>
           <w:lang w:val="es-PE"/>
         </w:rPr>
-        <w:t>El oro sigue siendo hoy en día una medida fija de la forma de precio, el aumento exponencial de su precio no está relacionado con su valor, la variación en su proceso de producción o la composición variable del capital, como Marx especificará más adelante. A medida que la productividad del trabajo en la minería reducía, la variabilidad de la cantidad de trabajo incorporado en la producción de oro, su variación se reducía, diluyendo su función de oro como medida de valor, en comparación con el dólar estadounidense como forma de dinero o precio.</w:t>
+        <w:t>El oro sigue siendo hoy en día una medida</w:t>
+      </w:r>
+      <w:r>
+        <w:rPr>
+          <w:rFonts w:ascii="Century" w:hAnsi="Century"/>
+          <w:lang w:val="es-PE"/>
+        </w:rPr>
+        <w:t xml:space="preserve"> de valor</w:t>
+      </w:r>
+      <w:r>
+        <w:rPr>
+          <w:rFonts w:ascii="Century" w:hAnsi="Century"/>
+          <w:lang w:val="es-PE"/>
+        </w:rPr>
+        <w:t xml:space="preserve"> fija</w:t>
+      </w:r>
+      <w:r>
+        <w:rPr>
+          <w:rFonts w:ascii="Century" w:hAnsi="Century"/>
+          <w:lang w:val="es-PE"/>
+        </w:rPr>
+        <w:t>da</w:t>
+      </w:r>
+      <w:r>
+        <w:rPr>
+          <w:rFonts w:ascii="Century" w:hAnsi="Century"/>
+          <w:lang w:val="es-PE"/>
+        </w:rPr>
+        <w:t xml:space="preserve"> </w:t>
+      </w:r>
+      <w:r>
+        <w:rPr>
+          <w:rFonts w:ascii="Century" w:hAnsi="Century"/>
+          <w:lang w:val="es-PE"/>
+        </w:rPr>
+        <w:t>en el estándar</w:t>
+      </w:r>
+      <w:r>
+        <w:rPr>
+          <w:rFonts w:ascii="Century" w:hAnsi="Century"/>
+          <w:lang w:val="es-PE"/>
+        </w:rPr>
+        <w:t xml:space="preserve"> de precio, </w:t>
+      </w:r>
+      <w:r>
+        <w:rPr>
+          <w:rFonts w:ascii="Century" w:hAnsi="Century"/>
+          <w:lang w:val="es-PE"/>
+        </w:rPr>
+        <w:t xml:space="preserve">pero </w:t>
+      </w:r>
+      <w:r>
+        <w:rPr>
+          <w:rFonts w:ascii="Century" w:hAnsi="Century"/>
+          <w:lang w:val="es-PE"/>
+        </w:rPr>
+        <w:t xml:space="preserve">el aumento exponencial de su precio no está relacionado con su </w:t>
+      </w:r>
+      <w:r>
+        <w:rPr>
+          <w:rFonts w:ascii="Century" w:hAnsi="Century"/>
+          <w:lang w:val="es-PE"/>
+        </w:rPr>
+        <w:t>función dineraria como estándar de precio</w:t>
+      </w:r>
+      <w:r>
+        <w:rPr>
+          <w:rFonts w:ascii="Century" w:hAnsi="Century"/>
+          <w:lang w:val="es-PE"/>
+        </w:rPr>
+        <w:t xml:space="preserve">, </w:t>
+      </w:r>
+      <w:r>
+        <w:rPr>
+          <w:rFonts w:ascii="Century" w:hAnsi="Century"/>
+          <w:lang w:val="es-PE"/>
+        </w:rPr>
+        <w:t xml:space="preserve">sino con </w:t>
+      </w:r>
+      <w:r>
+        <w:rPr>
+          <w:rFonts w:ascii="Century" w:hAnsi="Century"/>
+          <w:lang w:val="es-PE"/>
+        </w:rPr>
+        <w:t>la variación en su proceso de producción, como Marx especificará más adelante. A medida que la productividad del trabajo en la minería</w:t>
+      </w:r>
+      <w:r>
+        <w:rPr>
+          <w:rFonts w:ascii="Century" w:hAnsi="Century"/>
+          <w:lang w:val="es-PE"/>
+        </w:rPr>
+        <w:t xml:space="preserve"> de oro</w:t>
+      </w:r>
+      <w:r>
+        <w:rPr>
+          <w:rFonts w:ascii="Century" w:hAnsi="Century"/>
+          <w:lang w:val="es-PE"/>
+        </w:rPr>
+        <w:t xml:space="preserve"> reduc</w:t>
+      </w:r>
+      <w:r>
+        <w:rPr>
+          <w:rFonts w:ascii="Century" w:hAnsi="Century"/>
+          <w:lang w:val="es-PE"/>
+        </w:rPr>
+        <w:t>e</w:t>
+      </w:r>
+      <w:r>
+        <w:rPr>
+          <w:rFonts w:ascii="Century" w:hAnsi="Century"/>
+          <w:lang w:val="es-PE"/>
+        </w:rPr>
+        <w:t xml:space="preserve"> la variabilidad de la cantidad de trabajo incorporado en la producción de oro,</w:t>
+      </w:r>
+      <w:r>
+        <w:rPr>
+          <w:rFonts w:ascii="Century" w:hAnsi="Century"/>
+          <w:lang w:val="es-PE"/>
+        </w:rPr>
+        <w:t xml:space="preserve"> </w:t>
+      </w:r>
+      <w:r>
+        <w:rPr>
+          <w:rFonts w:ascii="Century" w:hAnsi="Century"/>
+          <w:lang w:val="es-PE"/>
+        </w:rPr>
+        <w:t xml:space="preserve">diluye </w:t>
+      </w:r>
+      <w:r>
+        <w:rPr>
+          <w:rFonts w:ascii="Century" w:hAnsi="Century"/>
+          <w:lang w:val="es-PE"/>
+        </w:rPr>
+        <w:t>la</w:t>
+      </w:r>
+      <w:r>
+        <w:rPr>
+          <w:rFonts w:ascii="Century" w:hAnsi="Century"/>
+          <w:lang w:val="es-PE"/>
+        </w:rPr>
+        <w:t xml:space="preserve"> función de</w:t>
+      </w:r>
+      <w:r>
+        <w:rPr>
+          <w:rFonts w:ascii="Century" w:hAnsi="Century"/>
+          <w:lang w:val="es-PE"/>
+        </w:rPr>
+        <w:t>l</w:t>
+      </w:r>
+      <w:r>
+        <w:rPr>
+          <w:rFonts w:ascii="Century" w:hAnsi="Century"/>
+          <w:lang w:val="es-PE"/>
+        </w:rPr>
+        <w:t xml:space="preserve"> oro como </w:t>
+      </w:r>
+      <w:r>
+        <w:rPr>
+          <w:rFonts w:ascii="Century" w:hAnsi="Century"/>
+          <w:lang w:val="es-PE"/>
+        </w:rPr>
+        <w:t>alícuota del estándar de precio</w:t>
+      </w:r>
+      <w:r>
+        <w:rPr>
+          <w:rFonts w:ascii="Century" w:hAnsi="Century"/>
+          <w:lang w:val="es-PE"/>
+        </w:rPr>
+        <w:t xml:space="preserve"> en </w:t>
+      </w:r>
+      <w:r>
+        <w:rPr>
+          <w:rFonts w:ascii="Century" w:hAnsi="Century"/>
+          <w:lang w:val="es-PE"/>
+        </w:rPr>
+        <w:t>relación</w:t>
+      </w:r>
+      <w:r>
+        <w:rPr>
+          <w:rFonts w:ascii="Century" w:hAnsi="Century"/>
+          <w:lang w:val="es-PE"/>
+        </w:rPr>
+        <w:t xml:space="preserve"> el dólar estadounidense como forma de dinero o precio.</w:t>
       </w:r>
     </w:p>
     <w:p>
@@ -1393,17 +1861,64 @@
           <w:rFonts w:ascii="Century" w:hAnsi="Century"/>
           <w:lang w:val="es-PE"/>
         </w:rPr>
-        <w:t>Sin embargo, el oro disminuye su variación como unidad de medida como una alícuota fija como parte del estándar de precio, pero esa estabilidad se contradice con la volatilidad del dólar estadounidense y del precio del dólar estadounidense de las reservas de oro. La función del dinero como medio de circulación resultó de la contradicción inherente entre la forma elemental del valor de uso y su valor de cambio, resuelta por la creación de una nueva forma de valor que es la forma monetaria (D) del valor de cambio, mediadora del intercambio de mercancías (C-C</w:t>
-      </w:r>
-      <w:proofErr w:type="gramStart"/>
-      <w:r>
-        <w:rPr>
-          <w:rFonts w:ascii="Century" w:hAnsi="Century"/>
-          <w:lang w:val="es-PE"/>
-        </w:rPr>
-        <w:t>) .</w:t>
-      </w:r>
-      <w:proofErr w:type="gramEnd"/>
+        <w:t>Sin embargo, el oro disminuye su variación como unidad de medida como una alícuota fija como parte del estándar de precio, pero esa estabilidad se contradice con la volatilidad del dólar estadounidense y del precio</w:t>
+      </w:r>
+      <w:r>
+        <w:rPr>
+          <w:rFonts w:ascii="Century" w:hAnsi="Century"/>
+          <w:lang w:val="es-PE"/>
+        </w:rPr>
+        <w:t xml:space="preserve"> </w:t>
+      </w:r>
+      <w:r>
+        <w:rPr>
+          <w:rFonts w:ascii="Century" w:hAnsi="Century"/>
+          <w:lang w:val="es-PE"/>
+        </w:rPr>
+        <w:t xml:space="preserve">de las reservas de oro. La función del dinero como medio de circulación resultó de la contradicción inherente entre la forma elemental del valor de uso y su valor de cambio, resuelta por la creación de una nueva forma de valor que es la forma </w:t>
+      </w:r>
+      <w:r>
+        <w:rPr>
+          <w:rFonts w:ascii="Century" w:hAnsi="Century"/>
+          <w:lang w:val="es-PE"/>
+        </w:rPr>
+        <w:t xml:space="preserve">dineraria </w:t>
+      </w:r>
+      <w:r>
+        <w:rPr>
+          <w:rFonts w:ascii="Century" w:hAnsi="Century"/>
+          <w:lang w:val="es-PE"/>
+        </w:rPr>
+        <w:t>(D) del valor de cambio, mediadora del intercambio de mercancías (</w:t>
+      </w:r>
+      <w:r>
+        <w:rPr>
+          <w:rFonts w:ascii="Century" w:hAnsi="Century"/>
+          <w:lang w:val="es-PE"/>
+        </w:rPr>
+        <w:t>M</w:t>
+      </w:r>
+      <w:r>
+        <w:rPr>
+          <w:rFonts w:ascii="Century" w:hAnsi="Century"/>
+          <w:lang w:val="es-PE"/>
+        </w:rPr>
+        <w:t>-</w:t>
+      </w:r>
+      <w:r>
+        <w:rPr>
+          <w:rFonts w:ascii="Century" w:hAnsi="Century"/>
+          <w:lang w:val="es-PE"/>
+        </w:rPr>
+        <w:t>M</w:t>
+      </w:r>
+      <w:r>
+        <w:rPr>
+          <w:rFonts w:ascii="Century" w:hAnsi="Century"/>
+          <w:lang w:val="es-PE"/>
+        </w:rPr>
+        <w:t>).</w:t>
+      </w:r>
     </w:p>
     <w:p>
       <w:pPr>
@@ -1420,47 +1935,216 @@
         </w:rPr>
         <w:t xml:space="preserve">La última instancia del intercambio de mercancías mediado por el </w:t>
       </w:r>
-      <w:proofErr w:type="gramStart"/>
-      <w:r>
-        <w:rPr>
-          <w:rFonts w:ascii="Century" w:hAnsi="Century"/>
-          <w:lang w:val="es-PE"/>
-        </w:rPr>
-        <w:t>dinero,</w:t>
-      </w:r>
-      <w:proofErr w:type="gramEnd"/>
-      <w:r>
-        <w:rPr>
-          <w:rFonts w:ascii="Century" w:hAnsi="Century"/>
-          <w:lang w:val="es-PE"/>
-        </w:rPr>
-        <w:t xml:space="preserve"> permite el consumo de un valor de uso, sólo después de su compra (C-M-C). Introducción de las mercancías en un proceso de </w:t>
-      </w:r>
-      <w:proofErr w:type="gramStart"/>
-      <w:r>
-        <w:rPr>
-          <w:rFonts w:ascii="Century" w:hAnsi="Century"/>
-          <w:lang w:val="es-PE"/>
-        </w:rPr>
-        <w:t>circulación .</w:t>
-      </w:r>
-      <w:proofErr w:type="gramEnd"/>
-      <w:r>
-        <w:rPr>
-          <w:rFonts w:ascii="Century" w:hAnsi="Century"/>
-          <w:lang w:val="es-PE"/>
-        </w:rPr>
-        <w:t xml:space="preserve"> La metamorfosis de las mercancías es un doble proceso que expresa, en primer lugar, la contradicción inherente a la forma mercancía entre el valor de uso y el valor de cambio. Y una contradicción externa entre las mercancías y el dinero, que expresa el valor de uso que son mercancías mientras representa su valor de cambio en precio, mientras que la mercancía dinero oro aparece como la materialización del </w:t>
-      </w:r>
-      <w:proofErr w:type="gramStart"/>
-      <w:r>
-        <w:rPr>
-          <w:rFonts w:ascii="Century" w:hAnsi="Century"/>
-          <w:lang w:val="es-PE"/>
-        </w:rPr>
-        <w:t>valor .</w:t>
-      </w:r>
-      <w:proofErr w:type="gramEnd"/>
+      <w:r>
+        <w:rPr>
+          <w:rFonts w:ascii="Century" w:hAnsi="Century"/>
+          <w:lang w:val="es-PE"/>
+        </w:rPr>
+        <w:t>dinero</w:t>
+      </w:r>
+      <w:r>
+        <w:rPr>
+          <w:rFonts w:ascii="Century" w:hAnsi="Century"/>
+          <w:lang w:val="es-PE"/>
+        </w:rPr>
+        <w:t xml:space="preserve"> permite el consumo de un valor de uso, sólo después de su compra (</w:t>
+      </w:r>
+      <w:r>
+        <w:rPr>
+          <w:rFonts w:ascii="Century" w:hAnsi="Century"/>
+          <w:lang w:val="es-PE"/>
+        </w:rPr>
+        <w:t>M</w:t>
+      </w:r>
+      <w:r>
+        <w:rPr>
+          <w:rFonts w:ascii="Century" w:hAnsi="Century"/>
+          <w:lang w:val="es-PE"/>
+        </w:rPr>
+        <w:t>-</w:t>
+      </w:r>
+      <w:r>
+        <w:rPr>
+          <w:rFonts w:ascii="Century" w:hAnsi="Century"/>
+          <w:lang w:val="es-PE"/>
+        </w:rPr>
+        <w:t>D</w:t>
+      </w:r>
+      <w:r>
+        <w:rPr>
+          <w:rFonts w:ascii="Century" w:hAnsi="Century"/>
+          <w:lang w:val="es-PE"/>
+        </w:rPr>
+        <w:t>-</w:t>
+      </w:r>
+      <w:r>
+        <w:rPr>
+          <w:rFonts w:ascii="Century" w:hAnsi="Century"/>
+          <w:lang w:val="es-PE"/>
+        </w:rPr>
+        <w:t>M</w:t>
+      </w:r>
+      <w:r>
+        <w:rPr>
+          <w:rFonts w:ascii="Century" w:hAnsi="Century"/>
+          <w:lang w:val="es-PE"/>
+        </w:rPr>
+        <w:t>)</w:t>
+      </w:r>
+      <w:r>
+        <w:rPr>
+          <w:rFonts w:ascii="Century" w:hAnsi="Century"/>
+          <w:lang w:val="es-PE"/>
+        </w:rPr>
+        <w:t>, i</w:t>
+      </w:r>
+      <w:r>
+        <w:rPr>
+          <w:rFonts w:ascii="Century" w:hAnsi="Century"/>
+          <w:lang w:val="es-PE"/>
+        </w:rPr>
+        <w:t>ntroduc</w:t>
+      </w:r>
+      <w:r>
+        <w:rPr>
+          <w:rFonts w:ascii="Century" w:hAnsi="Century"/>
+          <w:lang w:val="es-PE"/>
+        </w:rPr>
+        <w:t>ie</w:t>
+      </w:r>
+      <w:r>
+        <w:rPr>
+          <w:rFonts w:ascii="Century" w:hAnsi="Century"/>
+          <w:lang w:val="es-PE"/>
+        </w:rPr>
+        <w:t>n</w:t>
+      </w:r>
+      <w:r>
+        <w:rPr>
+          <w:rFonts w:ascii="Century" w:hAnsi="Century"/>
+          <w:lang w:val="es-PE"/>
+        </w:rPr>
+        <w:t>do</w:t>
+      </w:r>
+      <w:r>
+        <w:rPr>
+          <w:rFonts w:ascii="Century" w:hAnsi="Century"/>
+          <w:lang w:val="es-PE"/>
+        </w:rPr>
+        <w:t xml:space="preserve"> las mercancías en </w:t>
+      </w:r>
+      <w:r>
+        <w:rPr>
+          <w:rFonts w:ascii="Century" w:hAnsi="Century"/>
+          <w:lang w:val="es-PE"/>
+        </w:rPr>
+        <w:t>el</w:t>
+      </w:r>
+      <w:r>
+        <w:rPr>
+          <w:rFonts w:ascii="Century" w:hAnsi="Century"/>
+          <w:lang w:val="es-PE"/>
+        </w:rPr>
+        <w:t xml:space="preserve"> proceso de circulación. La metamorfosis de las mercancías es un doble proceso que expresa, en primer lugar, la contradicción inherente </w:t>
+      </w:r>
+      <w:r>
+        <w:rPr>
+          <w:rFonts w:ascii="Century" w:hAnsi="Century"/>
+          <w:lang w:val="es-PE"/>
+        </w:rPr>
+        <w:t>en</w:t>
+      </w:r>
+      <w:r>
+        <w:rPr>
+          <w:rFonts w:ascii="Century" w:hAnsi="Century"/>
+          <w:lang w:val="es-PE"/>
+        </w:rPr>
+        <w:t xml:space="preserve"> la forma mercancía</w:t>
+      </w:r>
+      <w:r>
+        <w:rPr>
+          <w:rFonts w:ascii="Century" w:hAnsi="Century"/>
+          <w:lang w:val="es-PE"/>
+        </w:rPr>
+        <w:t>,</w:t>
+      </w:r>
+      <w:r>
+        <w:rPr>
+          <w:rFonts w:ascii="Century" w:hAnsi="Century"/>
+          <w:lang w:val="es-PE"/>
+        </w:rPr>
+        <w:t xml:space="preserve"> entre el valor de uso y el valor de cambio. Y una contradicción externa entre las mercancías y el dinero, que expresa el valor d</w:t>
+      </w:r>
+      <w:r>
+        <w:rPr>
+          <w:rFonts w:ascii="Century" w:hAnsi="Century"/>
+          <w:lang w:val="es-PE"/>
+        </w:rPr>
+        <w:t xml:space="preserve">e las </w:t>
+      </w:r>
+      <w:r>
+        <w:rPr>
+          <w:rFonts w:ascii="Century" w:hAnsi="Century"/>
+          <w:lang w:val="es-PE"/>
+        </w:rPr>
+        <w:t xml:space="preserve">mercancías </w:t>
+      </w:r>
+      <w:r>
+        <w:rPr>
+          <w:rFonts w:ascii="Century" w:hAnsi="Century"/>
+          <w:lang w:val="es-PE"/>
+        </w:rPr>
+        <w:t>como valores de uso, representando</w:t>
+      </w:r>
+      <w:r>
+        <w:rPr>
+          <w:rFonts w:ascii="Century" w:hAnsi="Century"/>
+          <w:lang w:val="es-PE"/>
+        </w:rPr>
+        <w:t xml:space="preserve"> su valor de cambio en</w:t>
+      </w:r>
+      <w:r>
+        <w:rPr>
+          <w:rFonts w:ascii="Century" w:hAnsi="Century"/>
+          <w:lang w:val="es-PE"/>
+        </w:rPr>
+        <w:t xml:space="preserve"> el</w:t>
+      </w:r>
+      <w:r>
+        <w:rPr>
+          <w:rFonts w:ascii="Century" w:hAnsi="Century"/>
+          <w:lang w:val="es-PE"/>
+        </w:rPr>
+        <w:t xml:space="preserve"> precio, mientras que la mercancía dinero oro aparece como la materialización de</w:t>
+      </w:r>
+      <w:r>
+        <w:rPr>
+          <w:rFonts w:ascii="Century" w:hAnsi="Century"/>
+          <w:lang w:val="es-PE"/>
+        </w:rPr>
+        <w:t xml:space="preserve"> esa parte alícuota del</w:t>
+      </w:r>
+      <w:r>
+        <w:rPr>
+          <w:rFonts w:ascii="Century" w:hAnsi="Century"/>
+          <w:lang w:val="es-PE"/>
+        </w:rPr>
+        <w:t xml:space="preserve"> valor</w:t>
+      </w:r>
+      <w:r>
+        <w:rPr>
+          <w:rFonts w:ascii="Century" w:hAnsi="Century"/>
+          <w:lang w:val="es-PE"/>
+        </w:rPr>
+        <w:t xml:space="preserve"> dinerario acumulado</w:t>
+      </w:r>
+      <w:r>
+        <w:rPr>
+          <w:rFonts w:ascii="Century" w:hAnsi="Century"/>
+          <w:lang w:val="es-PE"/>
+        </w:rPr>
+        <w:t>.</w:t>
+      </w:r>
     </w:p>
     <w:p>
       <w:pPr>
@@ -1475,23 +2159,91 @@
           <w:rFonts w:ascii="Century" w:hAnsi="Century"/>
           <w:lang w:val="es-PE"/>
         </w:rPr>
-        <w:t xml:space="preserve">Sin embargo, el oro no es dinero, es la mercancía dinero. Todas las demás mercancías se relacionan con el oro como medio para expresar su forma monetaria de valor, en </w:t>
-      </w:r>
-      <w:proofErr w:type="gramStart"/>
-      <w:r>
-        <w:rPr>
-          <w:rFonts w:ascii="Century" w:hAnsi="Century"/>
-          <w:lang w:val="es-PE"/>
-        </w:rPr>
-        <w:t>precio .</w:t>
-      </w:r>
-      <w:proofErr w:type="gramEnd"/>
-      <w:r>
-        <w:rPr>
-          <w:rFonts w:ascii="Century" w:hAnsi="Century"/>
-          <w:lang w:val="es-PE"/>
-        </w:rPr>
-        <w:t xml:space="preserve"> El precio es el nombre monetario de una supuesta cantidad de trabajo socialmente necesario objetivado en él, como valor de cambio del total de las encarnaciones reales de su utilidad medido por una cantidad imaginaria de oro representada en la forma monetaria que se convierte en precio.</w:t>
+        <w:t>Sin embargo, el oro no es dinero, es la mercancía</w:t>
+      </w:r>
+      <w:r>
+        <w:rPr>
+          <w:rFonts w:ascii="Century" w:hAnsi="Century"/>
+          <w:lang w:val="es-PE"/>
+        </w:rPr>
+        <w:t>-</w:t>
+      </w:r>
+      <w:r>
+        <w:rPr>
+          <w:rFonts w:ascii="Century" w:hAnsi="Century"/>
+          <w:lang w:val="es-PE"/>
+        </w:rPr>
+        <w:t xml:space="preserve">dinero. Todas las demás mercancías se relacionan con el oro como medio para expresar su forma </w:t>
+      </w:r>
+      <w:r>
+        <w:rPr>
+          <w:rFonts w:ascii="Century" w:hAnsi="Century"/>
+          <w:lang w:val="es-PE"/>
+        </w:rPr>
+        <w:t>dineraria</w:t>
+      </w:r>
+      <w:r>
+        <w:rPr>
+          <w:rFonts w:ascii="Century" w:hAnsi="Century"/>
+          <w:lang w:val="es-PE"/>
+        </w:rPr>
+        <w:t xml:space="preserve"> de valor, en precio. El precio es el nombre </w:t>
+      </w:r>
+      <w:r>
+        <w:rPr>
+          <w:rFonts w:ascii="Century" w:hAnsi="Century"/>
+          <w:lang w:val="es-PE"/>
+        </w:rPr>
+        <w:t>dinerario</w:t>
+      </w:r>
+      <w:r>
+        <w:rPr>
+          <w:rFonts w:ascii="Century" w:hAnsi="Century"/>
+          <w:lang w:val="es-PE"/>
+        </w:rPr>
+        <w:t xml:space="preserve"> de una supuesta cantidad de trabajo socialmente necesario objetivado en él, como </w:t>
+      </w:r>
+      <w:r>
+        <w:rPr>
+          <w:rFonts w:ascii="Century" w:hAnsi="Century"/>
+          <w:lang w:val="es-PE"/>
+        </w:rPr>
+        <w:t xml:space="preserve">el </w:t>
+      </w:r>
+      <w:r>
+        <w:rPr>
+          <w:rFonts w:ascii="Century" w:hAnsi="Century"/>
+          <w:lang w:val="es-PE"/>
+        </w:rPr>
+        <w:t xml:space="preserve">valor de cambio del total de las encarnaciones reales de su </w:t>
+      </w:r>
+      <w:r>
+        <w:rPr>
+          <w:rFonts w:ascii="Century" w:hAnsi="Century"/>
+          <w:lang w:val="es-PE"/>
+        </w:rPr>
+        <w:t>valor de uso,</w:t>
+      </w:r>
+      <w:r>
+        <w:rPr>
+          <w:rFonts w:ascii="Century" w:hAnsi="Century"/>
+          <w:lang w:val="es-PE"/>
+        </w:rPr>
+        <w:t xml:space="preserve"> medido por una cantidad imaginaria de oro representada en la forma</w:t>
+      </w:r>
+      <w:r>
+        <w:rPr>
+          <w:rFonts w:ascii="Century" w:hAnsi="Century"/>
+          <w:lang w:val="es-PE"/>
+        </w:rPr>
+        <w:t xml:space="preserve"> de</w:t>
+      </w:r>
+      <w:r>
+        <w:rPr>
+          <w:rFonts w:ascii="Century" w:hAnsi="Century"/>
+          <w:lang w:val="es-PE"/>
+        </w:rPr>
+        <w:t xml:space="preserve"> precio.</w:t>
       </w:r>
     </w:p>
     <w:p>
@@ -1507,17 +2259,57 @@
           <w:rFonts w:ascii="Century" w:hAnsi="Century"/>
           <w:lang w:val="es-PE"/>
         </w:rPr>
-        <w:t xml:space="preserve">"¿Pero por qué se intercambia la mercancía? Por la forma universal asumida por su propio valor. ¿Y por qué se intercambia el oro? Por una forma particular de su propio valor de uso". KV1C3P203L17 La forma particular de valor de uso del oro, a la que Marx se refiere más arriba, es el patrón de precio. Que es un peso fijo de oro (es decir, una onza de oro) que opera como la unidad de expresión compartida por sus magnitudes comparables de </w:t>
-      </w:r>
-      <w:proofErr w:type="gramStart"/>
-      <w:r>
-        <w:rPr>
-          <w:rFonts w:ascii="Century" w:hAnsi="Century"/>
-          <w:lang w:val="es-PE"/>
-        </w:rPr>
-        <w:t>precio .</w:t>
-      </w:r>
-      <w:proofErr w:type="gramEnd"/>
+        <w:t xml:space="preserve">"¿Pero por qué </w:t>
+      </w:r>
+      <w:r>
+        <w:rPr>
+          <w:rFonts w:ascii="Century" w:hAnsi="Century"/>
+          <w:lang w:val="es-PE"/>
+        </w:rPr>
+        <w:t>es que es intercambiada</w:t>
+      </w:r>
+      <w:r>
+        <w:rPr>
+          <w:rFonts w:ascii="Century" w:hAnsi="Century"/>
+          <w:lang w:val="es-PE"/>
+        </w:rPr>
+        <w:t xml:space="preserve"> la mercancía? Por la forma universal asumida por su propio valor. ¿Y por qué se intercambia el oro? Por una forma particular de su propio valor de uso".</w:t>
+      </w:r>
+      <w:r>
+        <w:rPr>
+          <w:rFonts w:ascii="Century" w:hAnsi="Century"/>
+          <w:lang w:val="es-PE"/>
+        </w:rPr>
+        <w:t xml:space="preserve"> </w:t>
+      </w:r>
+      <w:r>
+        <w:rPr>
+          <w:rFonts w:ascii="Century" w:hAnsi="Century"/>
+          <w:lang w:val="es-PE"/>
+        </w:rPr>
+        <w:t xml:space="preserve">La forma particular de valor de uso del oro, a la que Marx se refiere, es el </w:t>
+      </w:r>
+      <w:r>
+        <w:rPr>
+          <w:rFonts w:ascii="Century" w:hAnsi="Century"/>
+          <w:lang w:val="es-PE"/>
+        </w:rPr>
+        <w:t>estándar</w:t>
+      </w:r>
+      <w:r>
+        <w:rPr>
+          <w:rFonts w:ascii="Century" w:hAnsi="Century"/>
+          <w:lang w:val="es-PE"/>
+        </w:rPr>
+        <w:t xml:space="preserve"> de precio. Que es un peso fijo de oro (es decir, una onza de oro) que opera como la unidad de expresión compartida por sus magnitudes comparables de </w:t>
+      </w:r>
+      <w:r>
+        <w:rPr>
+          <w:rFonts w:ascii="Century" w:hAnsi="Century"/>
+          <w:lang w:val="es-PE"/>
+        </w:rPr>
+        <w:t>precio.</w:t>
+      </w:r>
     </w:p>
     <w:p>
       <w:pPr>
@@ -1533,17 +2325,29 @@
           <w:lang w:val="es-PE"/>
         </w:rPr>
         <w:lastRenderedPageBreak/>
-        <w:t>Por lo tanto, en "[e]l proceso de circulación, por lo tanto, a diferencia del intercambio directo de productos, no desaparece de la vista una vez que los valores de uso han cambiado de lugar y de manos. El dinero no se desvanece cuando finalmente desaparece de la serie de metamorfosis sufridas por una mercancía. Siempre deja un precipitado en un punto de la arena de la circulación que dejan vacantes las mercancías. La circulación [de mercancías] hace sudar dinero por todos los poros</w:t>
-      </w:r>
-      <w:proofErr w:type="gramStart"/>
-      <w:r>
-        <w:rPr>
-          <w:rFonts w:ascii="Century" w:hAnsi="Century"/>
-          <w:lang w:val="es-PE"/>
-        </w:rPr>
-        <w:t>" .</w:t>
-      </w:r>
-      <w:proofErr w:type="gramEnd"/>
+        <w:t xml:space="preserve">Por lo tanto, en "[e]l proceso de circulación, </w:t>
+      </w:r>
+      <w:r>
+        <w:rPr>
+          <w:rFonts w:ascii="Century" w:hAnsi="Century"/>
+          <w:lang w:val="es-PE"/>
+        </w:rPr>
+        <w:t>[…]</w:t>
+      </w:r>
+      <w:r>
+        <w:rPr>
+          <w:rFonts w:ascii="Century" w:hAnsi="Century"/>
+          <w:lang w:val="es-PE"/>
+        </w:rPr>
+        <w:t>, a diferencia del intercambio directo de productos, no desaparece de la vista una vez que los valores de uso han cambiado de lugar y de manos. El dinero no se desvanece cuando finalmente desaparece de la serie de metamorfosis sufridas por una mercancía. Siempre deja un precipitado en un punto de la arena de la circulación que dejan vacantes las mercancías. La circulación [de mercancías] hace sudar dinero por todos los poros</w:t>
+      </w:r>
+      <w:r>
+        <w:rPr>
+          <w:rFonts w:ascii="Century" w:hAnsi="Century"/>
+          <w:lang w:val="es-PE"/>
+        </w:rPr>
+        <w:t>”.</w:t>
+      </w:r>
     </w:p>
     <w:p>
       <w:pPr>
@@ -1576,15 +2380,13 @@
         </w:rPr>
         <w:t>"Con esto, la continuidad del movimiento depende enteramente del dinero, y el mismo movimiento que, para la mercancía, incluye dos procesos opuestos, es, cuando se considera como el movimiento del dinero, siempre un mismo proceso, un cambio constante de lugares con mercancías que son siempre diferentes</w:t>
       </w:r>
-      <w:proofErr w:type="gramStart"/>
-      <w:r>
-        <w:rPr>
-          <w:rFonts w:ascii="Century" w:hAnsi="Century"/>
-          <w:lang w:val="es-PE"/>
-        </w:rPr>
-        <w:t>" .</w:t>
-      </w:r>
-      <w:proofErr w:type="gramEnd"/>
+      <w:r>
+        <w:rPr>
+          <w:rFonts w:ascii="Century" w:hAnsi="Century"/>
+          <w:lang w:val="es-PE"/>
+        </w:rPr>
+        <w:t>”.</w:t>
+      </w:r>
     </w:p>
     <w:p>
       <w:pPr>
@@ -1599,23 +2401,7 @@
           <w:rFonts w:ascii="Century" w:hAnsi="Century"/>
           <w:lang w:val="es-PE"/>
         </w:rPr>
-        <w:t>El circuito del dinero es la expresión del circuito de las mercancías. Entonces, Marx planteó la pregunta sobre cuánto dinero está siendo absorbido por la circulación de mercancías</w:t>
-      </w:r>
-      <w:proofErr w:type="gramStart"/>
-      <w:r>
-        <w:rPr>
-          <w:rFonts w:ascii="Century" w:hAnsi="Century"/>
-          <w:lang w:val="es-PE"/>
-        </w:rPr>
-        <w:t>. .</w:t>
-      </w:r>
-      <w:proofErr w:type="gramEnd"/>
-      <w:r>
-        <w:rPr>
-          <w:rFonts w:ascii="Century" w:hAnsi="Century"/>
-          <w:lang w:val="es-PE"/>
-        </w:rPr>
-        <w:t xml:space="preserve"> Introduciendo el tiempo de circulación como determinante de la relación entre la velocidad de circulación de las mercancías y la velocidad de circulación del dinero.</w:t>
+        <w:t>El circuito del dinero es la expresión del circuito de las mercancías. Entonces, Marx planteó la pregunta sobre cuánto dinero está siendo absorbido por la circulación de mercancías. Introduciendo el tiempo de circulación como determinante de la relación entre la velocidad de circulación de las mercancías y la velocidad de circulación del dinero.</w:t>
       </w:r>
     </w:p>
     <w:p>
@@ -1633,15 +2419,20 @@
         </w:rPr>
         <w:t xml:space="preserve">Así, si la cantidad total de dinero en circulación está determinada por la suma total de los precios de todas las mercancías en </w:t>
       </w:r>
-      <w:proofErr w:type="gramStart"/>
-      <w:r>
-        <w:rPr>
-          <w:rFonts w:ascii="Century" w:hAnsi="Century"/>
-          <w:lang w:val="es-PE"/>
-        </w:rPr>
-        <w:t>circulación ;</w:t>
-      </w:r>
-      <w:proofErr w:type="gramEnd"/>
+      <w:r>
+        <w:rPr>
+          <w:rFonts w:ascii="Century" w:hAnsi="Century"/>
+          <w:lang w:val="es-PE"/>
+        </w:rPr>
+        <w:t>circulación</w:t>
+      </w:r>
+      <w:r>
+        <w:rPr>
+          <w:rFonts w:ascii="Century" w:hAnsi="Century"/>
+          <w:lang w:val="es-PE"/>
+        </w:rPr>
+        <w:t>.</w:t>
+      </w:r>
       <w:r>
         <w:rPr>
           <w:rFonts w:ascii="Century" w:hAnsi="Century"/>
@@ -1663,23 +2454,21 @@
           <w:rFonts w:ascii="Century" w:hAnsi="Century"/>
           <w:lang w:val="es-PE"/>
         </w:rPr>
-        <w:t xml:space="preserve">También podemos plantear la siguiente pregunta: ¿Cuánto oro está siendo absorbido por la circulación del dinero? Puesto que su respuesta debería ser diferente de la respuesta de la siguiente: ¿Cuánto oro se expresa idealmente por la suma de los precios totales de las mercancías en circulación? La suma total de los precios de las mercancías en circulación es el promedio de la velocidad de circulación (medida como el número de veces que la misma moneda gira en un período </w:t>
-      </w:r>
-      <w:proofErr w:type="gramStart"/>
-      <w:r>
-        <w:rPr>
-          <w:rFonts w:ascii="Century" w:hAnsi="Century"/>
-          <w:lang w:val="es-PE"/>
-        </w:rPr>
-        <w:t>dado ,</w:t>
-      </w:r>
-      <w:proofErr w:type="gramEnd"/>
-      <w:r>
-        <w:rPr>
-          <w:rFonts w:ascii="Century" w:hAnsi="Century"/>
-          <w:lang w:val="es-PE"/>
-        </w:rPr>
-        <w:t xml:space="preserve"> determina el precio de la cantidad de dinero o el precio de la mercancía monetaria que es el oro como medio de circulación. El oro, en efecto, es el medio de circulación y la medida del valor, como la </w:t>
+        <w:t>También podemos plantear la siguiente pregunta: ¿Cuánto oro está siendo absorbido por la circulación del dinero? Puesto que su respuesta debería ser diferente de la respuesta de la siguiente: ¿Cuánto oro se expresa idealmente por la suma de los precios totales de las mercancías en circulación? La suma total de los precios de las mercancías en circulación es el promedio de la velocidad de circulación (medida como el número de veces que la misma moneda gira en un período dado</w:t>
+      </w:r>
+      <w:r>
+        <w:rPr>
+          <w:rFonts w:ascii="Century" w:hAnsi="Century"/>
+          <w:lang w:val="es-PE"/>
+        </w:rPr>
+        <w:t>)</w:t>
+      </w:r>
+      <w:r>
+        <w:rPr>
+          <w:rFonts w:ascii="Century" w:hAnsi="Century"/>
+          <w:lang w:val="es-PE"/>
+        </w:rPr>
+        <w:t xml:space="preserve">, determina el precio de la cantidad de dinero o el precio de la mercancía monetaria que es el oro como medio de circulación. El oro, en efecto, es el medio de circulación y la medida de valor, como la </w:t>
       </w:r>
       <w:r>
         <w:rPr>
@@ -1687,17 +2476,8 @@
           <w:lang w:val="es-PE"/>
         </w:rPr>
         <w:lastRenderedPageBreak/>
-        <w:t>mercancía-dinero, "ya sea en su propio cuerpo o a través de un representante, es dinero. El oro (o la plata) es, por lo tanto, dinero</w:t>
-      </w:r>
-      <w:proofErr w:type="gramStart"/>
-      <w:r>
-        <w:rPr>
-          <w:rFonts w:ascii="Century" w:hAnsi="Century"/>
-          <w:lang w:val="es-PE"/>
-        </w:rPr>
-        <w:t>" .</w:t>
-      </w:r>
-      <w:proofErr w:type="gramEnd"/>
+        <w:t>mercancía-dinero, "ya sea en su propio cuerpo o a través de un representante, es dinero. El oro (o la plata) es, por lo tanto, dinero".</w:t>
+      </w:r>
     </w:p>
     <w:p>
       <w:pPr>
@@ -1714,47 +2494,41 @@
         </w:rPr>
         <w:t xml:space="preserve">Esto se debe a que el oro es una mercancía, que tiene valor y puede funcionar como estándar de precio. Por lo tanto, solo si el papel moneda representa el oro, es un símbolo de </w:t>
       </w:r>
-      <w:proofErr w:type="gramStart"/>
-      <w:r>
-        <w:rPr>
-          <w:rFonts w:ascii="Century" w:hAnsi="Century"/>
-          <w:lang w:val="es-PE"/>
-        </w:rPr>
-        <w:t>valor .</w:t>
-      </w:r>
-      <w:proofErr w:type="gramEnd"/>
-      <w:r>
-        <w:rPr>
-          <w:rFonts w:ascii="Century" w:hAnsi="Century"/>
-          <w:lang w:val="es-PE"/>
-        </w:rPr>
-        <w:t xml:space="preserve"> El oro se acumula primero como resultado del intercambio de </w:t>
-      </w:r>
-      <w:proofErr w:type="spellStart"/>
-      <w:r>
-        <w:rPr>
-          <w:rFonts w:ascii="Century" w:hAnsi="Century"/>
-          <w:lang w:val="es-PE"/>
-        </w:rPr>
-        <w:t>plusproducto</w:t>
-      </w:r>
-      <w:proofErr w:type="spellEnd"/>
-      <w:r>
-        <w:rPr>
-          <w:rFonts w:ascii="Century" w:hAnsi="Century"/>
-          <w:lang w:val="es-PE"/>
-        </w:rPr>
-        <w:t xml:space="preserve"> convertido en dinero, así atesorado en su forma de mercancía-dinero (oro, plata y cobre principalmente), expresando la "superfluidad o riqueza" en forma de valor monetario, que se convierte en riqueza real o capital real: como la mercancía-dinero separada del capital circulante </w:t>
-      </w:r>
-      <w:proofErr w:type="gramStart"/>
-      <w:r>
-        <w:rPr>
-          <w:rFonts w:ascii="Century" w:hAnsi="Century"/>
-          <w:lang w:val="es-PE"/>
-        </w:rPr>
-        <w:t>total .</w:t>
-      </w:r>
-      <w:proofErr w:type="gramEnd"/>
+      <w:r>
+        <w:rPr>
+          <w:rFonts w:ascii="Century" w:hAnsi="Century"/>
+          <w:lang w:val="es-PE"/>
+        </w:rPr>
+        <w:t>valor.</w:t>
+      </w:r>
+      <w:r>
+        <w:rPr>
+          <w:rFonts w:ascii="Century" w:hAnsi="Century"/>
+          <w:lang w:val="es-PE"/>
+        </w:rPr>
+        <w:t xml:space="preserve"> El oro se acumula primero como resultado del intercambio de plusproducto convertido en dinero, así atesorado en su forma de mercancía-dinero (oro, plata y cobre principalmente), expresando la "superfluidad o riqueza" en forma de valor monetario, que se convierte en riqueza real</w:t>
+      </w:r>
+      <w:r>
+        <w:rPr>
+          <w:rFonts w:ascii="Century" w:hAnsi="Century"/>
+          <w:lang w:val="es-PE"/>
+        </w:rPr>
+        <w:t>,</w:t>
+      </w:r>
+      <w:r>
+        <w:rPr>
+          <w:rFonts w:ascii="Century" w:hAnsi="Century"/>
+          <w:lang w:val="es-PE"/>
+        </w:rPr>
+        <w:t xml:space="preserve"> o capital real: como la mercancía-dinero separada del capital circulante </w:t>
+      </w:r>
+      <w:r>
+        <w:rPr>
+          <w:rFonts w:ascii="Century" w:hAnsi="Century"/>
+          <w:lang w:val="es-PE"/>
+        </w:rPr>
+        <w:t>total.</w:t>
+      </w:r>
       <w:r>
         <w:rPr>
           <w:rFonts w:ascii="Century" w:hAnsi="Century"/>
@@ -1776,7 +2550,231 @@
           <w:rFonts w:ascii="Century" w:hAnsi="Century"/>
           <w:lang w:val="es-PE"/>
         </w:rPr>
-        <w:t>El acaparamiento de oro se desarrolló en la separación de la mercancía-dinero de la circulación. Está separada del capital circulante, el capital financiero, el capital productivo, como medio de circulación. Es capital real en cuanto está presente en su forma de mercancía-dinero en cada compraventa, sin ser el medio de pago o el valor de medida del precio, acumulando una parte alícuota de cada circulación de valor de cambio, como el oro es la forma elemental del precio monetario del que se divorcia la forma monetizada del valor.</w:t>
+        <w:t xml:space="preserve">El acaparamiento de oro se desarrolló </w:t>
+      </w:r>
+      <w:r>
+        <w:rPr>
+          <w:rFonts w:ascii="Century" w:hAnsi="Century"/>
+          <w:lang w:val="es-PE"/>
+        </w:rPr>
+        <w:t>con</w:t>
+      </w:r>
+      <w:r>
+        <w:rPr>
+          <w:rFonts w:ascii="Century" w:hAnsi="Century"/>
+          <w:lang w:val="es-PE"/>
+        </w:rPr>
+        <w:t xml:space="preserve"> la separación de la mercancía-dinero de la circulación. </w:t>
+      </w:r>
+      <w:r>
+        <w:rPr>
+          <w:rFonts w:ascii="Century" w:hAnsi="Century"/>
+          <w:lang w:val="es-PE"/>
+        </w:rPr>
+        <w:t>El oro es</w:t>
+      </w:r>
+      <w:r>
+        <w:rPr>
+          <w:rFonts w:ascii="Century" w:hAnsi="Century"/>
+          <w:lang w:val="es-PE"/>
+        </w:rPr>
+        <w:t xml:space="preserve"> separad</w:t>
+      </w:r>
+      <w:r>
+        <w:rPr>
+          <w:rFonts w:ascii="Century" w:hAnsi="Century"/>
+          <w:lang w:val="es-PE"/>
+        </w:rPr>
+        <w:t>o</w:t>
+      </w:r>
+      <w:r>
+        <w:rPr>
+          <w:rFonts w:ascii="Century" w:hAnsi="Century"/>
+          <w:lang w:val="es-PE"/>
+        </w:rPr>
+        <w:t xml:space="preserve"> del capital circulante, </w:t>
+      </w:r>
+      <w:r>
+        <w:rPr>
+          <w:rFonts w:ascii="Century" w:hAnsi="Century"/>
+          <w:lang w:val="es-PE"/>
+        </w:rPr>
+        <w:t>d</w:t>
+      </w:r>
+      <w:r>
+        <w:rPr>
+          <w:rFonts w:ascii="Century" w:hAnsi="Century"/>
+          <w:lang w:val="es-PE"/>
+        </w:rPr>
+        <w:t xml:space="preserve">el capital financiero, el capital productivo, como medio </w:t>
+      </w:r>
+      <w:r>
+        <w:rPr>
+          <w:rFonts w:ascii="Century" w:hAnsi="Century"/>
+          <w:lang w:val="es-PE"/>
+        </w:rPr>
+        <w:t>de cambio en</w:t>
+      </w:r>
+      <w:r>
+        <w:rPr>
+          <w:rFonts w:ascii="Century" w:hAnsi="Century"/>
+          <w:lang w:val="es-PE"/>
+        </w:rPr>
+        <w:t xml:space="preserve"> circulación. </w:t>
+      </w:r>
+      <w:r>
+        <w:rPr>
+          <w:rFonts w:ascii="Century" w:hAnsi="Century"/>
+          <w:lang w:val="es-PE"/>
+        </w:rPr>
+        <w:t>Sin embargo, por eso mismo, e</w:t>
+      </w:r>
+      <w:r>
+        <w:rPr>
+          <w:rFonts w:ascii="Century" w:hAnsi="Century"/>
+          <w:lang w:val="es-PE"/>
+        </w:rPr>
+        <w:t xml:space="preserve">s capital real en cuanto está </w:t>
+      </w:r>
+      <w:r>
+        <w:rPr>
+          <w:rFonts w:ascii="Century" w:hAnsi="Century"/>
+          <w:lang w:val="es-PE"/>
+        </w:rPr>
+        <w:t xml:space="preserve">fantasmalmente </w:t>
+      </w:r>
+      <w:r>
+        <w:rPr>
+          <w:rFonts w:ascii="Century" w:hAnsi="Century"/>
+          <w:lang w:val="es-PE"/>
+        </w:rPr>
+        <w:t>presente en su forma de mercancía-dinero en cada compraventa, sin ser el medio de pago o medida del precio</w:t>
+      </w:r>
+      <w:r>
+        <w:rPr>
+          <w:rFonts w:ascii="Century" w:hAnsi="Century"/>
+          <w:lang w:val="es-PE"/>
+        </w:rPr>
+        <w:t>.</w:t>
+      </w:r>
+      <w:r>
+        <w:rPr>
+          <w:rFonts w:ascii="Century" w:hAnsi="Century"/>
+          <w:lang w:val="es-PE"/>
+        </w:rPr>
+        <w:t xml:space="preserve"> </w:t>
+      </w:r>
+      <w:r>
+        <w:rPr>
+          <w:rFonts w:ascii="Century" w:hAnsi="Century"/>
+          <w:lang w:val="es-PE"/>
+        </w:rPr>
+        <w:t>A</w:t>
+      </w:r>
+      <w:r>
+        <w:rPr>
+          <w:rFonts w:ascii="Century" w:hAnsi="Century"/>
+          <w:lang w:val="es-PE"/>
+        </w:rPr>
+        <w:t>cumulando una parte alícuota de cada valor de cambio</w:t>
+      </w:r>
+      <w:r>
+        <w:rPr>
+          <w:rFonts w:ascii="Century" w:hAnsi="Century"/>
+          <w:lang w:val="es-PE"/>
+        </w:rPr>
+        <w:t xml:space="preserve"> en </w:t>
+      </w:r>
+      <w:r>
+        <w:rPr>
+          <w:rFonts w:ascii="Century" w:hAnsi="Century"/>
+          <w:lang w:val="es-PE"/>
+        </w:rPr>
+        <w:t>circulación</w:t>
+      </w:r>
+      <w:r>
+        <w:rPr>
+          <w:rFonts w:ascii="Century" w:hAnsi="Century"/>
+          <w:lang w:val="es-PE"/>
+        </w:rPr>
+        <w:t xml:space="preserve">, como </w:t>
+      </w:r>
+      <w:r>
+        <w:rPr>
+          <w:rFonts w:ascii="Century" w:hAnsi="Century"/>
+          <w:lang w:val="es-PE"/>
+        </w:rPr>
+        <w:t xml:space="preserve">la forma elemental del </w:t>
+      </w:r>
+      <w:r>
+        <w:rPr>
+          <w:rFonts w:ascii="Century" w:hAnsi="Century"/>
+          <w:lang w:val="es-PE"/>
+        </w:rPr>
+        <w:t>dinero,</w:t>
+      </w:r>
+      <w:r>
+        <w:rPr>
+          <w:rFonts w:ascii="Century" w:hAnsi="Century"/>
+          <w:lang w:val="es-PE"/>
+        </w:rPr>
+        <w:t xml:space="preserve"> </w:t>
+      </w:r>
+      <w:r>
+        <w:rPr>
+          <w:rFonts w:ascii="Century" w:hAnsi="Century"/>
+          <w:lang w:val="es-PE"/>
+        </w:rPr>
+        <w:t>a pesar de que este, el oro,</w:t>
+      </w:r>
+      <w:r>
+        <w:rPr>
+          <w:rFonts w:ascii="Century" w:hAnsi="Century"/>
+          <w:lang w:val="es-PE"/>
+        </w:rPr>
+        <w:t xml:space="preserve"> </w:t>
+      </w:r>
+      <w:r>
+        <w:rPr>
+          <w:rFonts w:ascii="Century" w:hAnsi="Century"/>
+          <w:lang w:val="es-PE"/>
+        </w:rPr>
+        <w:t xml:space="preserve">se haya </w:t>
+      </w:r>
+      <w:r>
+        <w:rPr>
+          <w:rFonts w:ascii="Century" w:hAnsi="Century"/>
+          <w:lang w:val="es-PE"/>
+        </w:rPr>
+        <w:t>divorci</w:t>
+      </w:r>
+      <w:r>
+        <w:rPr>
+          <w:rFonts w:ascii="Century" w:hAnsi="Century"/>
+          <w:lang w:val="es-PE"/>
+        </w:rPr>
+        <w:t>ado (formalmente separado) de</w:t>
+      </w:r>
+      <w:r>
+        <w:rPr>
+          <w:rFonts w:ascii="Century" w:hAnsi="Century"/>
+          <w:lang w:val="es-PE"/>
+        </w:rPr>
+        <w:t xml:space="preserve"> la forma </w:t>
+      </w:r>
+      <w:r>
+        <w:rPr>
+          <w:rFonts w:ascii="Century" w:hAnsi="Century"/>
+          <w:lang w:val="es-PE"/>
+        </w:rPr>
+        <w:t>dineraria</w:t>
+      </w:r>
+      <w:r>
+        <w:rPr>
+          <w:rFonts w:ascii="Century" w:hAnsi="Century"/>
+          <w:lang w:val="es-PE"/>
+        </w:rPr>
+        <w:t xml:space="preserve"> del valor.</w:t>
       </w:r>
     </w:p>
     <w:p>
@@ -1792,23 +2790,63 @@
           <w:rFonts w:ascii="Century" w:hAnsi="Century"/>
           <w:lang w:val="es-PE"/>
         </w:rPr>
-        <w:t xml:space="preserve">El capital real atesorado, aunque separado de la circulación como medio de pago, sigue estando presente en el trasfondo de la reproducción del capital. Consumiendo una parte alícuota de la plusvalía total producida con su realización en forma monetaria igual al precio total de las mercancías vendidas por cada tiempo de rotación en circulación, que corresponde a una proporción del </w:t>
-      </w:r>
-      <w:proofErr w:type="spellStart"/>
-      <w:r>
-        <w:rPr>
-          <w:rFonts w:ascii="Century" w:hAnsi="Century"/>
-          <w:lang w:val="es-PE"/>
-        </w:rPr>
-        <w:t>pluscapital</w:t>
-      </w:r>
-      <w:proofErr w:type="spellEnd"/>
-      <w:r>
-        <w:rPr>
-          <w:rFonts w:ascii="Century" w:hAnsi="Century"/>
-          <w:lang w:val="es-PE"/>
-        </w:rPr>
-        <w:t xml:space="preserve"> no circulante que no se distribuye entre los capitalistas, ya que es la forma física o la presentación del dinero (oro, trigo, dinero, oro, oro, dinero, oro, trigo, dinero, oro, trigo, dinero, oro el dinero-mercancía).</w:t>
+        <w:t>El capital real atesorado, aunque separado de la circulación como medio de pago, sigue estando presente en el trasfondo de la reproducción del capital. Consumiendo una parte alícuota de la plusvalía total producida con su realización en forma monetaria igual al precio total de las mercancías vendidas por cada tiempo de rotación en circulación, que corresponde a una proporción del pluscapital no circulante</w:t>
+      </w:r>
+      <w:r>
+        <w:rPr>
+          <w:rFonts w:ascii="Century" w:hAnsi="Century"/>
+          <w:lang w:val="es-PE"/>
+        </w:rPr>
+        <w:t>,</w:t>
+      </w:r>
+      <w:r>
+        <w:rPr>
+          <w:rFonts w:ascii="Century" w:hAnsi="Century"/>
+          <w:lang w:val="es-PE"/>
+        </w:rPr>
+        <w:t xml:space="preserve"> que no se distribuye entre los capitalistas, ya que es la forma </w:t>
+      </w:r>
+      <w:r>
+        <w:rPr>
+          <w:rFonts w:ascii="Century" w:hAnsi="Century"/>
+          <w:lang w:val="es-PE"/>
+        </w:rPr>
+        <w:t xml:space="preserve">elemental </w:t>
+      </w:r>
+      <w:r>
+        <w:rPr>
+          <w:rFonts w:ascii="Century" w:hAnsi="Century"/>
+          <w:lang w:val="es-PE"/>
+        </w:rPr>
+        <w:t xml:space="preserve">o la presentación </w:t>
+      </w:r>
+      <w:r>
+        <w:rPr>
+          <w:rFonts w:ascii="Century" w:hAnsi="Century"/>
+          <w:lang w:val="es-PE"/>
+        </w:rPr>
+        <w:t>física</w:t>
+      </w:r>
+      <w:r>
+        <w:rPr>
+          <w:rFonts w:ascii="Century" w:hAnsi="Century"/>
+          <w:lang w:val="es-PE"/>
+        </w:rPr>
+        <w:t xml:space="preserve"> </w:t>
+      </w:r>
+      <w:r>
+        <w:rPr>
+          <w:rFonts w:ascii="Century" w:hAnsi="Century"/>
+          <w:lang w:val="es-PE"/>
+        </w:rPr>
+        <w:t xml:space="preserve">del </w:t>
+      </w:r>
+      <w:r>
+        <w:rPr>
+          <w:rFonts w:ascii="Century" w:hAnsi="Century"/>
+          <w:lang w:val="es-PE"/>
+        </w:rPr>
+        <w:t>valor de cambio universal.</w:t>
       </w:r>
     </w:p>
     <w:p>
@@ -1824,23 +2862,70 @@
           <w:rFonts w:ascii="Century" w:hAnsi="Century"/>
           <w:lang w:val="es-PE"/>
         </w:rPr>
-        <w:t xml:space="preserve">Con la realización de cada mercancía en su forma monetaria, una parte alícuota de la ganancia de la </w:t>
-      </w:r>
-      <w:proofErr w:type="gramStart"/>
-      <w:r>
-        <w:rPr>
-          <w:rFonts w:ascii="Century" w:hAnsi="Century"/>
-          <w:lang w:val="es-PE"/>
-        </w:rPr>
-        <w:t>empresa,</w:t>
-      </w:r>
-      <w:proofErr w:type="gramEnd"/>
-      <w:r>
-        <w:rPr>
-          <w:rFonts w:ascii="Century" w:hAnsi="Century"/>
-          <w:lang w:val="es-PE"/>
-        </w:rPr>
-        <w:t xml:space="preserve"> ya contaba la renta y el interés, como la forma de oro de la mercancía monetaria ya eludía su uso como capital circulante o medio de pago. Con la circulación del dinero y la circulación de las mercancías, una parte alícuota de su valor se convirtió en la mercancía-dinero que es históricamente y no por elección: el oro. Sin la circulación del dinero y de las mercancías enredadas por el circuito de la reproducción del capital, la valorización del oro como mercancía-dinero se interrumpe.</w:t>
+        <w:t>Con la circulación del dinero y la circulación de las mercancías, una parte alícuota de su valor se convi</w:t>
+      </w:r>
+      <w:r>
+        <w:rPr>
+          <w:rFonts w:ascii="Century" w:hAnsi="Century"/>
+          <w:lang w:val="es-PE"/>
+        </w:rPr>
+        <w:t>e</w:t>
+      </w:r>
+      <w:r>
+        <w:rPr>
+          <w:rFonts w:ascii="Century" w:hAnsi="Century"/>
+          <w:lang w:val="es-PE"/>
+        </w:rPr>
+        <w:t>rt</w:t>
+      </w:r>
+      <w:r>
+        <w:rPr>
+          <w:rFonts w:ascii="Century" w:hAnsi="Century"/>
+          <w:lang w:val="es-PE"/>
+        </w:rPr>
+        <w:t>e</w:t>
+      </w:r>
+      <w:r>
+        <w:rPr>
+          <w:rFonts w:ascii="Century" w:hAnsi="Century"/>
+          <w:lang w:val="es-PE"/>
+        </w:rPr>
+        <w:t xml:space="preserve"> en la mercancía-dinero que es históricamente</w:t>
+      </w:r>
+      <w:r>
+        <w:rPr>
+          <w:rFonts w:ascii="Century" w:hAnsi="Century"/>
+          <w:lang w:val="es-PE"/>
+        </w:rPr>
+        <w:t>,</w:t>
+      </w:r>
+      <w:r>
+        <w:rPr>
+          <w:rFonts w:ascii="Century" w:hAnsi="Century"/>
+          <w:lang w:val="es-PE"/>
+        </w:rPr>
+        <w:t xml:space="preserve"> y no por elección: el oro. Sin la circulación del dinero y de las mercancías en</w:t>
+      </w:r>
+      <w:r>
+        <w:rPr>
+          <w:rFonts w:ascii="Century" w:hAnsi="Century"/>
+          <w:lang w:val="es-PE"/>
+        </w:rPr>
+        <w:t>vueltas</w:t>
+      </w:r>
+      <w:r>
+        <w:rPr>
+          <w:rFonts w:ascii="Century" w:hAnsi="Century"/>
+          <w:lang w:val="es-PE"/>
+        </w:rPr>
+        <w:t xml:space="preserve"> por el circuito de la reproducción del capital, la valorización del oro como mercancía-dinero se interrumpe</w:t>
+      </w:r>
+      <w:r>
+        <w:rPr>
+          <w:rFonts w:ascii="Century" w:hAnsi="Century"/>
+          <w:lang w:val="es-PE"/>
+        </w:rPr>
+        <w:t>, el capital real deja de producir también ganancias.</w:t>
       </w:r>
     </w:p>
     <w:p>
@@ -1856,7 +2941,161 @@
           <w:rFonts w:ascii="Century" w:hAnsi="Century"/>
           <w:lang w:val="es-PE"/>
         </w:rPr>
-        <w:t xml:space="preserve">De hecho, el aumento de la productividad del trabajo en la producción de oro cambió la cantidad del estándar de medida de valor del dinero que está siendo producido por una cantidad abstracta equivalente de trabajo, mientras que el precio del oro crece exponencialmente a medida que es atesorado en su forma de valor monetario-mercancía por los capitalistas de estado financieros </w:t>
+        <w:t>E</w:t>
+      </w:r>
+      <w:r>
+        <w:rPr>
+          <w:rFonts w:ascii="Century" w:hAnsi="Century"/>
+          <w:lang w:val="es-PE"/>
+        </w:rPr>
+        <w:t>l aumento de la productividad del trabajo en la producción</w:t>
+      </w:r>
+      <w:r>
+        <w:rPr>
+          <w:rFonts w:ascii="Century" w:hAnsi="Century"/>
+          <w:lang w:val="es-PE"/>
+        </w:rPr>
+        <w:t xml:space="preserve"> minera</w:t>
+      </w:r>
+      <w:r>
+        <w:rPr>
+          <w:rFonts w:ascii="Century" w:hAnsi="Century"/>
+          <w:lang w:val="es-PE"/>
+        </w:rPr>
+        <w:t xml:space="preserve"> de oro cambió la cantidad de</w:t>
+      </w:r>
+      <w:r>
+        <w:rPr>
+          <w:rFonts w:ascii="Century" w:hAnsi="Century"/>
+          <w:lang w:val="es-PE"/>
+        </w:rPr>
+        <w:t xml:space="preserve"> unidades</w:t>
+      </w:r>
+      <w:r>
+        <w:rPr>
+          <w:rFonts w:ascii="Century" w:hAnsi="Century"/>
+          <w:lang w:val="es-PE"/>
+        </w:rPr>
+        <w:t xml:space="preserve"> estándar de medida de valor del dinero que está</w:t>
+      </w:r>
+      <w:r>
+        <w:rPr>
+          <w:rFonts w:ascii="Century" w:hAnsi="Century"/>
+          <w:lang w:val="es-PE"/>
+        </w:rPr>
+        <w:t>n</w:t>
+      </w:r>
+      <w:r>
+        <w:rPr>
+          <w:rFonts w:ascii="Century" w:hAnsi="Century"/>
+          <w:lang w:val="es-PE"/>
+        </w:rPr>
+        <w:t xml:space="preserve"> siendo producid</w:t>
+      </w:r>
+      <w:r>
+        <w:rPr>
+          <w:rFonts w:ascii="Century" w:hAnsi="Century"/>
+          <w:lang w:val="es-PE"/>
+        </w:rPr>
+        <w:t>a</w:t>
+      </w:r>
+      <w:r>
+        <w:rPr>
+          <w:rFonts w:ascii="Century" w:hAnsi="Century"/>
+          <w:lang w:val="es-PE"/>
+        </w:rPr>
+        <w:t xml:space="preserve"> por una </w:t>
+      </w:r>
+      <w:r>
+        <w:rPr>
+          <w:rFonts w:ascii="Century" w:hAnsi="Century"/>
+          <w:lang w:val="es-PE"/>
+        </w:rPr>
+        <w:t>magnitud</w:t>
+      </w:r>
+      <w:r>
+        <w:rPr>
+          <w:rFonts w:ascii="Century" w:hAnsi="Century"/>
+          <w:lang w:val="es-PE"/>
+        </w:rPr>
+        <w:t xml:space="preserve"> equivalente de </w:t>
+      </w:r>
+      <w:r>
+        <w:rPr>
+          <w:rFonts w:ascii="Century" w:hAnsi="Century"/>
+          <w:lang w:val="es-PE"/>
+        </w:rPr>
+        <w:t xml:space="preserve">tiempo de </w:t>
+      </w:r>
+      <w:r>
+        <w:rPr>
+          <w:rFonts w:ascii="Century" w:hAnsi="Century"/>
+          <w:lang w:val="es-PE"/>
+        </w:rPr>
+        <w:t>trabajo</w:t>
+      </w:r>
+      <w:r>
+        <w:rPr>
+          <w:rFonts w:ascii="Century" w:hAnsi="Century"/>
+          <w:lang w:val="es-PE"/>
+        </w:rPr>
+        <w:t xml:space="preserve"> abstracto.</w:t>
+      </w:r>
+      <w:r>
+        <w:rPr>
+          <w:rFonts w:ascii="Century" w:hAnsi="Century"/>
+          <w:lang w:val="es-PE"/>
+        </w:rPr>
+        <w:t xml:space="preserve"> </w:t>
+      </w:r>
+      <w:r>
+        <w:rPr>
+          <w:rFonts w:ascii="Century" w:hAnsi="Century"/>
+          <w:lang w:val="es-PE"/>
+        </w:rPr>
+        <w:t>Así, liberalizado el</w:t>
+      </w:r>
+      <w:r>
+        <w:rPr>
+          <w:rFonts w:ascii="Century" w:hAnsi="Century"/>
+          <w:lang w:val="es-PE"/>
+        </w:rPr>
+        <w:t xml:space="preserve"> precio del oro</w:t>
+      </w:r>
+      <w:r>
+        <w:rPr>
+          <w:rFonts w:ascii="Century" w:hAnsi="Century"/>
+          <w:lang w:val="es-PE"/>
+        </w:rPr>
+        <w:t>, su producción</w:t>
+      </w:r>
+      <w:r>
+        <w:rPr>
+          <w:rFonts w:ascii="Century" w:hAnsi="Century"/>
+          <w:lang w:val="es-PE"/>
+        </w:rPr>
+        <w:t xml:space="preserve"> crece exponencialmente a medida que es atesorado en su forma de valor </w:t>
+      </w:r>
+      <w:r>
+        <w:rPr>
+          <w:rFonts w:ascii="Century" w:hAnsi="Century"/>
+          <w:lang w:val="es-PE"/>
+        </w:rPr>
+        <w:t>de dinero</w:t>
+      </w:r>
+      <w:r>
+        <w:rPr>
+          <w:rFonts w:ascii="Century" w:hAnsi="Century"/>
+          <w:lang w:val="es-PE"/>
+        </w:rPr>
+        <w:t xml:space="preserve">-mercancía por los capitalistas de estado </w:t>
+      </w:r>
+      <w:r>
+        <w:rPr>
+          <w:rFonts w:ascii="Century" w:hAnsi="Century"/>
+          <w:lang w:val="es-PE"/>
+        </w:rPr>
+        <w:t xml:space="preserve">asociados en carteles bancarios </w:t>
       </w:r>
       <w:r>
         <w:rPr>
@@ -1864,23 +3103,133 @@
           <w:lang w:val="es-PE"/>
         </w:rPr>
         <w:lastRenderedPageBreak/>
-        <w:t xml:space="preserve">internacionales en fondos de reserva. Puesto que la circulación de las mercancías y su transubstanciación en dinero se realizan por su escala de intercambio, el azar de un accidente social por el que se obstruye el </w:t>
-      </w:r>
-      <w:proofErr w:type="gramStart"/>
-      <w:r>
-        <w:rPr>
-          <w:rFonts w:ascii="Century" w:hAnsi="Century"/>
-          <w:lang w:val="es-PE"/>
-        </w:rPr>
-        <w:t>circuito media</w:t>
-      </w:r>
-      <w:proofErr w:type="gramEnd"/>
-      <w:r>
-        <w:rPr>
-          <w:rFonts w:ascii="Century" w:hAnsi="Century"/>
-          <w:lang w:val="es-PE"/>
-        </w:rPr>
-        <w:t xml:space="preserve"> entre la necesaria conversión de las mercancías en dinero, correspondiente al proceso de transformación de la plusvalía en ganancia (M-D-M-D').</w:t>
+        <w:t xml:space="preserve">internacionales </w:t>
+      </w:r>
+      <w:r>
+        <w:rPr>
+          <w:rFonts w:ascii="Century" w:hAnsi="Century"/>
+          <w:lang w:val="es-PE"/>
+        </w:rPr>
+        <w:t>portadores, de facto, de los</w:t>
+      </w:r>
+      <w:r>
+        <w:rPr>
+          <w:rFonts w:ascii="Century" w:hAnsi="Century"/>
+          <w:lang w:val="es-PE"/>
+        </w:rPr>
+        <w:t xml:space="preserve"> fondos de reserva</w:t>
+      </w:r>
+      <w:r>
+        <w:rPr>
+          <w:rFonts w:ascii="Century" w:hAnsi="Century"/>
+          <w:lang w:val="es-PE"/>
+        </w:rPr>
+        <w:t>s en oro estatales y privados</w:t>
+      </w:r>
+      <w:r>
+        <w:rPr>
+          <w:rFonts w:ascii="Century" w:hAnsi="Century"/>
+          <w:lang w:val="es-PE"/>
+        </w:rPr>
+        <w:t xml:space="preserve">. Puesto que la circulación de las mercancías y su transubstanciación en dinero se realizan </w:t>
+      </w:r>
+      <w:r>
+        <w:rPr>
+          <w:rFonts w:ascii="Century" w:hAnsi="Century"/>
+          <w:lang w:val="es-PE"/>
+        </w:rPr>
+        <w:t>en relación la</w:t>
+      </w:r>
+      <w:r>
+        <w:rPr>
+          <w:rFonts w:ascii="Century" w:hAnsi="Century"/>
+          <w:lang w:val="es-PE"/>
+        </w:rPr>
+        <w:t xml:space="preserve"> escala de</w:t>
+      </w:r>
+      <w:r>
+        <w:rPr>
+          <w:rFonts w:ascii="Century" w:hAnsi="Century"/>
+          <w:lang w:val="es-PE"/>
+        </w:rPr>
+        <w:t>l proceso de</w:t>
+      </w:r>
+      <w:r>
+        <w:rPr>
+          <w:rFonts w:ascii="Century" w:hAnsi="Century"/>
+          <w:lang w:val="es-PE"/>
+        </w:rPr>
+        <w:t xml:space="preserve"> intercambio, el azar de un accidente social</w:t>
+      </w:r>
+      <w:r>
+        <w:rPr>
+          <w:rFonts w:ascii="Century" w:hAnsi="Century"/>
+          <w:lang w:val="es-PE"/>
+        </w:rPr>
+        <w:t>, o múltiples,</w:t>
+      </w:r>
+      <w:r>
+        <w:rPr>
+          <w:rFonts w:ascii="Century" w:hAnsi="Century"/>
+          <w:lang w:val="es-PE"/>
+        </w:rPr>
+        <w:t xml:space="preserve"> obstruye el </w:t>
+      </w:r>
+      <w:r>
+        <w:rPr>
+          <w:rFonts w:ascii="Century" w:hAnsi="Century"/>
+          <w:lang w:val="es-PE"/>
+        </w:rPr>
+        <w:t xml:space="preserve">circuito </w:t>
+      </w:r>
+      <w:r>
+        <w:rPr>
+          <w:rFonts w:ascii="Century" w:hAnsi="Century"/>
+          <w:lang w:val="es-PE"/>
+        </w:rPr>
+        <w:t>por el cual</w:t>
+      </w:r>
+      <w:r>
+        <w:rPr>
+          <w:rFonts w:ascii="Century" w:hAnsi="Century"/>
+          <w:lang w:val="es-PE"/>
+        </w:rPr>
+        <w:t xml:space="preserve"> las mercancías </w:t>
+      </w:r>
+      <w:r>
+        <w:rPr>
+          <w:rFonts w:ascii="Century" w:hAnsi="Century"/>
+          <w:lang w:val="es-PE"/>
+        </w:rPr>
+        <w:t>asumen su forma dineraria</w:t>
+      </w:r>
+      <w:r>
+        <w:rPr>
+          <w:rFonts w:ascii="Century" w:hAnsi="Century"/>
+          <w:lang w:val="es-PE"/>
+        </w:rPr>
+        <w:t>, correspondiente al proceso de transformación de</w:t>
+      </w:r>
+      <w:r>
+        <w:rPr>
+          <w:rFonts w:ascii="Century" w:hAnsi="Century"/>
+          <w:lang w:val="es-PE"/>
+        </w:rPr>
+        <w:t xml:space="preserve">l plusvalor </w:t>
+      </w:r>
+      <w:r>
+        <w:rPr>
+          <w:rFonts w:ascii="Century" w:hAnsi="Century"/>
+          <w:lang w:val="es-PE"/>
+        </w:rPr>
+        <w:t>en ganancia</w:t>
+      </w:r>
+      <w:r>
+        <w:rPr>
+          <w:rFonts w:ascii="Century" w:hAnsi="Century"/>
+          <w:lang w:val="es-PE"/>
+        </w:rPr>
+        <w:t>.</w:t>
       </w:r>
     </w:p>
     <w:p>
@@ -1896,17 +3245,64 @@
           <w:rFonts w:ascii="Century" w:hAnsi="Century"/>
           <w:lang w:val="es-PE"/>
         </w:rPr>
-        <w:t>¿No es en las formas de transición en las que debemos prestar atención? ¿Qué hacer? Históricamente, el proceso de intercambio produjo la acumulación de oro como una mercancía equivalente universal que se convirtió en dinero-mercancía. Al mismo ritmo que la producción de oro llega al proceso de circulación, "el oro [...], en su estado bruto, se convierte inmediatamente, al salir de las entrañas de la tierra, en la encarnación directa de todo el trabajo humano</w:t>
-      </w:r>
-      <w:proofErr w:type="gramStart"/>
-      <w:r>
-        <w:rPr>
-          <w:rFonts w:ascii="Century" w:hAnsi="Century"/>
-          <w:lang w:val="es-PE"/>
-        </w:rPr>
-        <w:t>" .</w:t>
-      </w:r>
-      <w:proofErr w:type="gramEnd"/>
+        <w:t xml:space="preserve">¿No es en las formas </w:t>
+      </w:r>
+      <w:r>
+        <w:rPr>
+          <w:rFonts w:ascii="Century" w:hAnsi="Century"/>
+          <w:lang w:val="es-PE"/>
+        </w:rPr>
+        <w:t>transitorias</w:t>
+      </w:r>
+      <w:r>
+        <w:rPr>
+          <w:rFonts w:ascii="Century" w:hAnsi="Century"/>
+          <w:lang w:val="es-PE"/>
+        </w:rPr>
+        <w:t xml:space="preserve"> en las que debemos prestar atención? ¿Qué hacer? Históricamente, el proceso de intercambio produjo la acumulación de oro como una mercancía equivalente universal que se convirtió en dinero-mercancía. Al mismo ritmo que la producción de oro </w:t>
+      </w:r>
+      <w:r>
+        <w:rPr>
+          <w:rFonts w:ascii="Century" w:hAnsi="Century"/>
+          <w:lang w:val="es-PE"/>
+        </w:rPr>
+        <w:t>es absorbida por</w:t>
+      </w:r>
+      <w:r>
+        <w:rPr>
+          <w:rFonts w:ascii="Century" w:hAnsi="Century"/>
+          <w:lang w:val="es-PE"/>
+        </w:rPr>
+        <w:t xml:space="preserve"> </w:t>
+      </w:r>
+      <w:r>
+        <w:rPr>
+          <w:rFonts w:ascii="Century" w:hAnsi="Century"/>
+          <w:lang w:val="es-PE"/>
+        </w:rPr>
+        <w:t>e</w:t>
+      </w:r>
+      <w:r>
+        <w:rPr>
+          <w:rFonts w:ascii="Century" w:hAnsi="Century"/>
+          <w:lang w:val="es-PE"/>
+        </w:rPr>
+        <w:t>l proceso de circulación</w:t>
+      </w:r>
+      <w:r>
+        <w:rPr>
+          <w:rFonts w:ascii="Century" w:hAnsi="Century"/>
+          <w:lang w:val="es-PE"/>
+        </w:rPr>
+        <w:t xml:space="preserve"> dineraria</w:t>
+      </w:r>
+      <w:r>
+        <w:rPr>
+          <w:rFonts w:ascii="Century" w:hAnsi="Century"/>
+          <w:lang w:val="es-PE"/>
+        </w:rPr>
+        <w:t>, "el oro [...], en su estado bruto, se convierte inmediatamente, al salir de las entrañas de la tierra, en la encarnación directa de todo el trabajo humano".</w:t>
+      </w:r>
     </w:p>
     <w:p>
       <w:pPr>
@@ -1921,7 +3317,105 @@
           <w:rFonts w:ascii="Century" w:hAnsi="Century"/>
           <w:lang w:val="es-PE"/>
         </w:rPr>
-        <w:t>Con la liberalización del precio del oro, desde 1971, el sistema monetario total degradó el dinero de su forma elemental. Como si de esa manera, el valor de uso del oro, como el equivalente universalmente formado socialmente, fuera suprimido y reemplazado por cierta moneda específica (el dólar estadounidense), fijada por un acuerdo hegemónico que dependiera únicamente de la hegemonía estadounidense. La liberalización del precio del dinero de su patrón de precio expresado en un peso fijo de oro como la forma de valor elemental de la mercancía-dinero, elevó el precio del oro exponencialmente e impulsó otra fiebre del oro.</w:t>
+        <w:t xml:space="preserve">Con la liberalización del precio del oro, desde 1971, el sistema monetario </w:t>
+      </w:r>
+      <w:r>
+        <w:rPr>
+          <w:rFonts w:ascii="Century" w:hAnsi="Century"/>
+          <w:lang w:val="es-PE"/>
+        </w:rPr>
+        <w:t xml:space="preserve">internacional </w:t>
+      </w:r>
+      <w:r>
+        <w:rPr>
+          <w:rFonts w:ascii="Century" w:hAnsi="Century"/>
+          <w:lang w:val="es-PE"/>
+        </w:rPr>
+        <w:t>de</w:t>
+      </w:r>
+      <w:r>
+        <w:rPr>
+          <w:rFonts w:ascii="Century" w:hAnsi="Century"/>
+          <w:lang w:val="es-PE"/>
+        </w:rPr>
+        <w:t>sarraigó</w:t>
+      </w:r>
+      <w:r>
+        <w:rPr>
+          <w:rFonts w:ascii="Century" w:hAnsi="Century"/>
+          <w:lang w:val="es-PE"/>
+        </w:rPr>
+        <w:t xml:space="preserve"> el </w:t>
+      </w:r>
+      <w:r>
+        <w:rPr>
+          <w:rFonts w:ascii="Century" w:hAnsi="Century"/>
+          <w:lang w:val="es-PE"/>
+        </w:rPr>
+        <w:t xml:space="preserve">precio del </w:t>
+      </w:r>
+      <w:r>
+        <w:rPr>
+          <w:rFonts w:ascii="Century" w:hAnsi="Century"/>
+          <w:lang w:val="es-PE"/>
+        </w:rPr>
+        <w:t>dinero de su forma elemental. Como si de esa manera, el valor de uso del oro, como el equivalente universal formado socialmente fuera suprimido y reemplazado por cierta moneda específica (el dólar estadounidense</w:t>
+      </w:r>
+      <w:r>
+        <w:rPr>
+          <w:rFonts w:ascii="Century" w:hAnsi="Century"/>
+          <w:lang w:val="es-PE"/>
+        </w:rPr>
+        <w:t>, en ese caso</w:t>
+      </w:r>
+      <w:r>
+        <w:rPr>
+          <w:rFonts w:ascii="Century" w:hAnsi="Century"/>
+          <w:lang w:val="es-PE"/>
+        </w:rPr>
+        <w:t>), fijada por un acuerdo hegemónico que dependiera únicamente de</w:t>
+      </w:r>
+      <w:r>
+        <w:rPr>
+          <w:rFonts w:ascii="Century" w:hAnsi="Century"/>
+          <w:lang w:val="es-PE"/>
+        </w:rPr>
+        <w:t>l balance de poder entre U.S. y los rivales a su hegemonía (principalmente, China)</w:t>
+      </w:r>
+      <w:r>
+        <w:rPr>
+          <w:rFonts w:ascii="Century" w:hAnsi="Century"/>
+          <w:lang w:val="es-PE"/>
+        </w:rPr>
+        <w:t xml:space="preserve">. La liberalización del precio del dinero de su </w:t>
+      </w:r>
+      <w:r>
+        <w:rPr>
+          <w:rFonts w:ascii="Century" w:hAnsi="Century"/>
+          <w:lang w:val="es-PE"/>
+        </w:rPr>
+        <w:t>estándar</w:t>
+      </w:r>
+      <w:r>
+        <w:rPr>
+          <w:rFonts w:ascii="Century" w:hAnsi="Century"/>
+          <w:lang w:val="es-PE"/>
+        </w:rPr>
+        <w:t xml:space="preserve"> de precio expresado en un peso fijo de oro como la forma de valor elemental de la mercancía-dinero, elevó el precio del oro exponencialmente e impulsó otra</w:t>
+      </w:r>
+      <w:r>
+        <w:rPr>
+          <w:rFonts w:ascii="Century" w:hAnsi="Century"/>
+          <w:lang w:val="es-PE"/>
+        </w:rPr>
+        <w:t xml:space="preserve"> </w:t>
+      </w:r>
+      <w:r>
+        <w:rPr>
+          <w:rFonts w:ascii="Century" w:hAnsi="Century"/>
+          <w:lang w:val="es-PE"/>
+        </w:rPr>
+        <w:t>fiebre del oro.</w:t>
       </w:r>
     </w:p>
     <w:p>
@@ -1937,17 +3431,192 @@
           <w:rFonts w:ascii="Century" w:hAnsi="Century"/>
           <w:lang w:val="es-PE"/>
         </w:rPr>
-        <w:t>Pero, como el oro no perdió por completo sus propiedades, sus propiedades físicas como patrón de precio, los bancos centrales e internacionales lo acaparan con voracidad extendida, mientras que al mismo tiempo el capitalismo de Estado se beneficia del aumento exponencial del precio del oro en el valor de cambio de su fondo de reserva nacional de oro. ¿La suma total de los diferentes precios de la mercancía-dinero que circula como dinero mundial expresa "la encarnación directa de todo el trabajo humano" a través de la producción de oro? Todavía considerando la producción de oro, la producción de oro como una mercancía monetaria, como el proceso en el que el "proceso social de producción de una manera puramente atomística" "asume una forma material [el patrón oro del precio]. [E]l cual [la apropiación] es independiente de su control y de su acción individual consciente</w:t>
-      </w:r>
-      <w:proofErr w:type="gramStart"/>
-      <w:r>
-        <w:rPr>
-          <w:rFonts w:ascii="Century" w:hAnsi="Century"/>
-          <w:lang w:val="es-PE"/>
-        </w:rPr>
-        <w:t>" .</w:t>
-      </w:r>
-      <w:proofErr w:type="gramEnd"/>
+        <w:t>C</w:t>
+      </w:r>
+      <w:r>
+        <w:rPr>
+          <w:rFonts w:ascii="Century" w:hAnsi="Century"/>
+          <w:lang w:val="es-PE"/>
+        </w:rPr>
+        <w:t xml:space="preserve">omo el oro no perdió por completo sus propiedades físicas como </w:t>
+      </w:r>
+      <w:r>
+        <w:rPr>
+          <w:rFonts w:ascii="Century" w:hAnsi="Century"/>
+          <w:lang w:val="es-PE"/>
+        </w:rPr>
+        <w:t>estándar</w:t>
+      </w:r>
+      <w:r>
+        <w:rPr>
+          <w:rFonts w:ascii="Century" w:hAnsi="Century"/>
+          <w:lang w:val="es-PE"/>
+        </w:rPr>
+        <w:t xml:space="preserve"> de precio, los bancos centrales e internacionales lo acaparan con voracidad, mientras que al mismo tiempo el capitalismo de Estado se beneficia del aumento exponencial del precio del oro</w:t>
+      </w:r>
+      <w:r>
+        <w:rPr>
+          <w:rFonts w:ascii="Century" w:hAnsi="Century"/>
+          <w:lang w:val="es-PE"/>
+        </w:rPr>
+        <w:t>,</w:t>
+      </w:r>
+      <w:r>
+        <w:rPr>
+          <w:rFonts w:ascii="Century" w:hAnsi="Century"/>
+          <w:lang w:val="es-PE"/>
+        </w:rPr>
+        <w:t xml:space="preserve"> </w:t>
+      </w:r>
+      <w:r>
+        <w:rPr>
+          <w:rFonts w:ascii="Century" w:hAnsi="Century"/>
+          <w:lang w:val="es-PE"/>
+        </w:rPr>
+        <w:t xml:space="preserve">y su efecto incremental </w:t>
+      </w:r>
+      <w:r>
+        <w:rPr>
+          <w:rFonts w:ascii="Century" w:hAnsi="Century"/>
+          <w:lang w:val="es-PE"/>
+        </w:rPr>
+        <w:t xml:space="preserve">en el valor de cambio de </w:t>
+      </w:r>
+      <w:r>
+        <w:rPr>
+          <w:rFonts w:ascii="Century" w:hAnsi="Century"/>
+          <w:lang w:val="es-PE"/>
+        </w:rPr>
+        <w:t>su</w:t>
+      </w:r>
+      <w:r>
+        <w:rPr>
+          <w:rFonts w:ascii="Century" w:hAnsi="Century"/>
+          <w:lang w:val="es-PE"/>
+        </w:rPr>
+        <w:t>s</w:t>
+      </w:r>
+      <w:r>
+        <w:rPr>
+          <w:rFonts w:ascii="Century" w:hAnsi="Century"/>
+          <w:lang w:val="es-PE"/>
+        </w:rPr>
+        <w:t xml:space="preserve"> fondos</w:t>
+      </w:r>
+      <w:r>
+        <w:rPr>
+          <w:rFonts w:ascii="Century" w:hAnsi="Century"/>
+          <w:lang w:val="es-PE"/>
+        </w:rPr>
+        <w:t xml:space="preserve"> de reserva de oro. La suma total de los diferentes precios de la mercancía-dinero que circula como dinero mundial</w:t>
+      </w:r>
+      <w:r>
+        <w:rPr>
+          <w:rFonts w:ascii="Century" w:hAnsi="Century"/>
+          <w:lang w:val="es-PE"/>
+        </w:rPr>
+        <w:t>,</w:t>
+      </w:r>
+      <w:r>
+        <w:rPr>
+          <w:rFonts w:ascii="Century" w:hAnsi="Century"/>
+          <w:lang w:val="es-PE"/>
+        </w:rPr>
+        <w:t xml:space="preserve"> expresa "la encarnación directa de todo el trabajo humano" a través de la producción de oro</w:t>
+      </w:r>
+      <w:r>
+        <w:rPr>
+          <w:rFonts w:ascii="Century" w:hAnsi="Century"/>
+          <w:lang w:val="es-PE"/>
+        </w:rPr>
+        <w:t>. Considerando</w:t>
+      </w:r>
+      <w:r>
+        <w:rPr>
+          <w:rFonts w:ascii="Century" w:hAnsi="Century"/>
+          <w:lang w:val="es-PE"/>
+        </w:rPr>
+        <w:t>, la producción de oro como una mercancía</w:t>
+      </w:r>
+      <w:r>
+        <w:rPr>
+          <w:rFonts w:ascii="Century" w:hAnsi="Century"/>
+          <w:lang w:val="es-PE"/>
+        </w:rPr>
+        <w:t>-dinerar</w:t>
+      </w:r>
+      <w:r>
+        <w:rPr>
+          <w:rFonts w:ascii="Century" w:hAnsi="Century"/>
+          <w:lang w:val="es-PE"/>
+        </w:rPr>
+        <w:t>ia, como el proceso en el que</w:t>
+      </w:r>
+      <w:r>
+        <w:rPr>
+          <w:rFonts w:ascii="Century" w:hAnsi="Century"/>
+          <w:lang w:val="es-PE"/>
+        </w:rPr>
+        <w:t xml:space="preserve"> todo el</w:t>
+      </w:r>
+      <w:r>
+        <w:rPr>
+          <w:rFonts w:ascii="Century" w:hAnsi="Century"/>
+          <w:lang w:val="es-PE"/>
+        </w:rPr>
+        <w:t xml:space="preserve"> "proceso social de producción de una manera puramente atomística" "asume una forma material [el </w:t>
+      </w:r>
+      <w:r>
+        <w:rPr>
+          <w:rFonts w:ascii="Century" w:hAnsi="Century"/>
+          <w:lang w:val="es-PE"/>
+        </w:rPr>
+        <w:t>estándar</w:t>
+      </w:r>
+      <w:r>
+        <w:rPr>
+          <w:rFonts w:ascii="Century" w:hAnsi="Century"/>
+          <w:lang w:val="es-PE"/>
+        </w:rPr>
+        <w:t xml:space="preserve"> oro del precio]. [</w:t>
+      </w:r>
+      <w:r>
+        <w:rPr>
+          <w:rFonts w:ascii="Century" w:hAnsi="Century"/>
+          <w:lang w:val="es-PE"/>
+        </w:rPr>
+        <w:t>C]</w:t>
+      </w:r>
+      <w:proofErr w:type="spellStart"/>
+      <w:r>
+        <w:rPr>
+          <w:rFonts w:ascii="Century" w:hAnsi="Century"/>
+          <w:lang w:val="es-PE"/>
+        </w:rPr>
+        <w:t>uya</w:t>
+      </w:r>
+      <w:proofErr w:type="spellEnd"/>
+      <w:r>
+        <w:rPr>
+          <w:rFonts w:ascii="Century" w:hAnsi="Century"/>
+          <w:lang w:val="es-PE"/>
+        </w:rPr>
+        <w:t xml:space="preserve"> </w:t>
+      </w:r>
+      <w:r>
+        <w:rPr>
+          <w:rFonts w:ascii="Century" w:hAnsi="Century"/>
+          <w:lang w:val="es-PE"/>
+        </w:rPr>
+        <w:t>[</w:t>
+      </w:r>
+      <w:r>
+        <w:rPr>
+          <w:rFonts w:ascii="Century" w:hAnsi="Century"/>
+          <w:lang w:val="es-PE"/>
+        </w:rPr>
+        <w:t>apropiación] es independiente de su control y de su acción individual consciente".</w:t>
+      </w:r>
     </w:p>
     <w:p>
       <w:pPr>
@@ -1962,23 +3631,28 @@
           <w:rFonts w:ascii="Century" w:hAnsi="Century"/>
           <w:lang w:val="es-PE"/>
         </w:rPr>
-        <w:t xml:space="preserve">Realmente, sabemos que la apropiación del oro depende de nuestro control de los territorios, malditos y no bendecidos por las minas productivas. Las luchas antimineras son, en ese sentido, mediadoras entre los azares y los accidentes sociales que determinan la realización de la acumulación de ganancias, producidas por la explotación del trabajo total avanzado en un determinado período. En ese sentido, el trabajo está </w:t>
-      </w:r>
-      <w:proofErr w:type="spellStart"/>
-      <w:r>
-        <w:rPr>
-          <w:rFonts w:ascii="Century" w:hAnsi="Century"/>
-          <w:lang w:val="es-PE"/>
-        </w:rPr>
-        <w:t>sobredeterminando</w:t>
-      </w:r>
-      <w:proofErr w:type="spellEnd"/>
-      <w:r>
-        <w:rPr>
-          <w:rFonts w:ascii="Century" w:hAnsi="Century"/>
-          <w:lang w:val="es-PE"/>
-        </w:rPr>
-        <w:t xml:space="preserve"> la caída de la tasa </w:t>
+        <w:t xml:space="preserve">Realmente, sabemos que la apropiación del oro depende de nuestro control de los territorios, malditos y no bendecidos por las minas </w:t>
+      </w:r>
+      <w:r>
+        <w:rPr>
+          <w:rFonts w:ascii="Century" w:hAnsi="Century"/>
+          <w:lang w:val="es-PE"/>
+        </w:rPr>
+        <w:t>de oro, plata, cobre, litio y uranio</w:t>
+      </w:r>
+      <w:r>
+        <w:rPr>
+          <w:rFonts w:ascii="Century" w:hAnsi="Century"/>
+          <w:lang w:val="es-PE"/>
+        </w:rPr>
+        <w:t>. Las luchas antimineras son, en ese sentido, mediadoras entre los azares y los accidentes sociales que determinan la realización de la acumulación de ganancias, producidas por la explotación del trabajo total avanzado en un determinado período. En ese sentido, el trabajo está sobre</w:t>
+      </w:r>
+      <w:r>
+        <w:rPr>
+          <w:rFonts w:ascii="Century" w:hAnsi="Century"/>
+          <w:lang w:val="es-PE"/>
+        </w:rPr>
+        <w:t>-</w:t>
       </w:r>
       <w:r>
         <w:rPr>
@@ -1986,7 +3660,21 @@
           <w:lang w:val="es-PE"/>
         </w:rPr>
         <w:lastRenderedPageBreak/>
-        <w:t>de ganancia, no sólo como capital variable, sino históricamente, volviendo al proceso de circulación con la fuerza natural de la lucha de clases.</w:t>
+        <w:t xml:space="preserve">determinando la caída de la tasa de ganancia, no sólo como capital variable, sino históricamente, volviendo al proceso de circulación con la fuerza </w:t>
+      </w:r>
+      <w:r>
+        <w:rPr>
+          <w:rFonts w:ascii="Century" w:hAnsi="Century"/>
+          <w:lang w:val="es-PE"/>
+        </w:rPr>
+        <w:t>cuasi-</w:t>
+      </w:r>
+      <w:r>
+        <w:rPr>
+          <w:rFonts w:ascii="Century" w:hAnsi="Century"/>
+          <w:lang w:val="es-PE"/>
+        </w:rPr>
+        <w:t>natural de la lucha de clases.</w:t>
       </w:r>
     </w:p>
     <w:p>
@@ -2002,7 +3690,140 @@
           <w:rFonts w:ascii="Century" w:hAnsi="Century"/>
           <w:lang w:val="es-PE"/>
         </w:rPr>
-        <w:t>Asimismo, mientras que el carácter imaginario, ideal, de la forma-dinero de valor o precio de las mercancías, pone de relieve la esencia ficticia del dinero y su expulsión permanente del proceso de circulación de las mercancías (M-D-M). La pertinencia del análisis del patrón de precios para el estudio de la crisis de reproducción del capital financiero puede ser crítica para el desarrollo de los supuestos teóricos construidos a partir de la crítica de Marx a la economía política de la sociedad burguesa, considerando las reformas al patrón oro del sistema monetario internacional durante 1968 y 1971, y su cambio real en la actual coyuntura crítica de transición hacia un nuevo sistema monetario internacional, no restringido por la hegemonía del dólar</w:t>
+        <w:t>Asimismo, mientras que el carácter imaginario, ideal, de la forma</w:t>
+      </w:r>
+      <w:r>
+        <w:rPr>
+          <w:rFonts w:ascii="Century" w:hAnsi="Century"/>
+          <w:lang w:val="es-PE"/>
+        </w:rPr>
+        <w:t xml:space="preserve"> </w:t>
+      </w:r>
+      <w:r>
+        <w:rPr>
+          <w:rFonts w:ascii="Century" w:hAnsi="Century"/>
+          <w:lang w:val="es-PE"/>
+        </w:rPr>
+        <w:t>diner</w:t>
+      </w:r>
+      <w:r>
+        <w:rPr>
+          <w:rFonts w:ascii="Century" w:hAnsi="Century"/>
+          <w:lang w:val="es-PE"/>
+        </w:rPr>
+        <w:t>aria</w:t>
+      </w:r>
+      <w:r>
+        <w:rPr>
+          <w:rFonts w:ascii="Century" w:hAnsi="Century"/>
+          <w:lang w:val="es-PE"/>
+        </w:rPr>
+        <w:t xml:space="preserve"> de valor o precio de las mercancías, pone de relieve la esencia ficticia del dinero y su expulsión permanente del proceso de circulación de las mercancías (M-D-M). La pertinencia del análisis del </w:t>
+      </w:r>
+      <w:r>
+        <w:rPr>
+          <w:rFonts w:ascii="Century" w:hAnsi="Century"/>
+          <w:lang w:val="es-PE"/>
+        </w:rPr>
+        <w:t>estándar</w:t>
+      </w:r>
+      <w:r>
+        <w:rPr>
+          <w:rFonts w:ascii="Century" w:hAnsi="Century"/>
+          <w:lang w:val="es-PE"/>
+        </w:rPr>
+        <w:t xml:space="preserve"> de precio para el estudio de la crisis de reproducción del capital </w:t>
+      </w:r>
+      <w:r>
+        <w:rPr>
+          <w:rFonts w:ascii="Century" w:hAnsi="Century"/>
+          <w:lang w:val="es-PE"/>
+        </w:rPr>
+        <w:t>real</w:t>
+      </w:r>
+      <w:r>
+        <w:rPr>
+          <w:rFonts w:ascii="Century" w:hAnsi="Century"/>
+          <w:lang w:val="es-PE"/>
+        </w:rPr>
+        <w:t xml:space="preserve"> puede ser crítica para el desarrollo de los supuestos teóricos construidos a partir de la crítica de Marx a la economía política de la sociedad burguesa</w:t>
+      </w:r>
+      <w:r>
+        <w:rPr>
+          <w:rFonts w:ascii="Century" w:hAnsi="Century"/>
+          <w:lang w:val="es-PE"/>
+        </w:rPr>
+        <w:t>.</w:t>
+      </w:r>
+      <w:r>
+        <w:rPr>
+          <w:rFonts w:ascii="Century" w:hAnsi="Century"/>
+          <w:lang w:val="es-PE"/>
+        </w:rPr>
+        <w:t xml:space="preserve"> </w:t>
+      </w:r>
+      <w:r>
+        <w:rPr>
+          <w:rFonts w:ascii="Century" w:hAnsi="Century"/>
+          <w:lang w:val="es-PE"/>
+        </w:rPr>
+        <w:t>Co</w:t>
+      </w:r>
+      <w:r>
+        <w:rPr>
+          <w:rFonts w:ascii="Century" w:hAnsi="Century"/>
+          <w:lang w:val="es-PE"/>
+        </w:rPr>
+        <w:t xml:space="preserve">nsiderando las reformas al </w:t>
+      </w:r>
+      <w:r>
+        <w:rPr>
+          <w:rFonts w:ascii="Century" w:hAnsi="Century"/>
+          <w:lang w:val="es-PE"/>
+        </w:rPr>
+        <w:t>estándar</w:t>
+      </w:r>
+      <w:r>
+        <w:rPr>
+          <w:rFonts w:ascii="Century" w:hAnsi="Century"/>
+          <w:lang w:val="es-PE"/>
+        </w:rPr>
+        <w:t xml:space="preserve"> oro del sistema </w:t>
+      </w:r>
+      <w:r>
+        <w:rPr>
+          <w:rFonts w:ascii="Century" w:hAnsi="Century"/>
+          <w:lang w:val="es-PE"/>
+        </w:rPr>
+        <w:t>dinerario</w:t>
+      </w:r>
+      <w:r>
+        <w:rPr>
+          <w:rFonts w:ascii="Century" w:hAnsi="Century"/>
+          <w:lang w:val="es-PE"/>
+        </w:rPr>
+        <w:t xml:space="preserve"> internacional durante 1968 y 1971, y su cambio real en la actual coyuntura crítica de transición hacia un nuevo sistema monetario internacional, </w:t>
+      </w:r>
+      <w:r>
+        <w:rPr>
+          <w:rFonts w:ascii="Century" w:hAnsi="Century"/>
+          <w:lang w:val="es-PE"/>
+        </w:rPr>
+        <w:t>más allá de</w:t>
+      </w:r>
+      <w:r>
+        <w:rPr>
+          <w:rFonts w:ascii="Century" w:hAnsi="Century"/>
+          <w:lang w:val="es-PE"/>
+        </w:rPr>
+        <w:t xml:space="preserve"> la hegemonía del dólar</w:t>
+      </w:r>
+      <w:r>
+        <w:rPr>
+          <w:rFonts w:ascii="Century" w:hAnsi="Century"/>
+          <w:lang w:val="es-PE"/>
+        </w:rPr>
+        <w:t xml:space="preserve"> estadounidense.</w:t>
       </w:r>
     </w:p>
     <w:p>

--- a/obsidian-history-vault-master/09 courses/UCSB/Sociology UCSB/Kevin Anderson/Marx Seminar/KV1C2C3_vF es_sin citas.docx
+++ b/obsidian-history-vault-master/09 courses/UCSB/Sociology UCSB/Kevin Anderson/Marx Seminar/KV1C2C3_vF es_sin citas.docx
@@ -31,7 +31,7 @@
     </w:p>
     <w:p>
       <w:pPr>
-        <w:spacing w:before="240"/>
+        <w:spacing w:before="240" w:line="360" w:lineRule="auto"/>
         <w:rPr>
           <w:rFonts w:ascii="Century" w:hAnsi="Century"/>
           <w:lang w:val="es-PE"/>
@@ -62,7 +62,7 @@
     </w:p>
     <w:p>
       <w:pPr>
-        <w:spacing w:before="240"/>
+        <w:spacing w:before="240" w:line="360" w:lineRule="auto"/>
         <w:rPr>
           <w:rFonts w:ascii="Century" w:hAnsi="Century"/>
           <w:lang w:val="es-PE"/>
@@ -113,7 +113,7 @@
     </w:p>
     <w:p>
       <w:pPr>
-        <w:spacing w:before="240"/>
+        <w:spacing w:before="240" w:line="360" w:lineRule="auto"/>
         <w:rPr>
           <w:rFonts w:ascii="Century" w:hAnsi="Century"/>
           <w:lang w:val="es-PE"/>
@@ -157,7 +157,7 @@
     </w:p>
     <w:p>
       <w:pPr>
-        <w:spacing w:before="240"/>
+        <w:spacing w:before="240" w:line="360" w:lineRule="auto"/>
         <w:rPr>
           <w:rFonts w:ascii="Century" w:hAnsi="Century"/>
           <w:lang w:val="es-PE"/>
@@ -266,7 +266,7 @@
     </w:p>
     <w:p>
       <w:pPr>
-        <w:spacing w:before="240"/>
+        <w:spacing w:before="240" w:line="360" w:lineRule="auto"/>
         <w:rPr>
           <w:rFonts w:ascii="Century" w:hAnsi="Century"/>
           <w:lang w:val="es-PE"/>
@@ -291,7 +291,15 @@
           <w:rFonts w:ascii="Century" w:hAnsi="Century"/>
           <w:lang w:val="es-PE"/>
         </w:rPr>
-        <w:t xml:space="preserve"> ser apropiado, como si fuera una mercancía. De esta manera, el ser enajenado aparece como el propietario de la riqueza enajenable, buscando recibir a cambio una magnitud aumentada de valor en forma de dinero. Ese movimiento, la aplicación mecánica e irreflexiva, no ética</w:t>
+        <w:t xml:space="preserve"> ser apropiado, como si fuera una mercancía. De esta manera, el ser enajenado aparece como el propietario de la riqueza enajenable, buscando recibir a cambio una magnitud aumentada de valor en forma de dinero. Ese movimiento, la aplicación mecánica e irreflexiva, </w:t>
+      </w:r>
+      <w:r>
+        <w:rPr>
+          <w:rFonts w:ascii="Century" w:hAnsi="Century"/>
+          <w:lang w:val="es-PE"/>
+        </w:rPr>
+        <w:lastRenderedPageBreak/>
+        <w:t>no ética</w:t>
       </w:r>
       <w:r>
         <w:rPr>
@@ -366,7 +374,7 @@
     </w:p>
     <w:p>
       <w:pPr>
-        <w:spacing w:before="240"/>
+        <w:spacing w:before="240" w:line="360" w:lineRule="auto"/>
         <w:rPr>
           <w:rFonts w:ascii="Century" w:hAnsi="Century"/>
           <w:lang w:val="es-PE"/>
@@ -561,20 +569,12 @@
           <w:rFonts w:ascii="Century" w:hAnsi="Century"/>
           <w:lang w:val="es-PE"/>
         </w:rPr>
-        <w:t xml:space="preserve">, apareciendo en el proceso de intercambio como un signo de magnitud para la equivalencia cuantitativa de la forma de valor de cambio de todas las </w:t>
-      </w:r>
-      <w:r>
-        <w:rPr>
-          <w:rFonts w:ascii="Century" w:hAnsi="Century"/>
-          <w:lang w:val="es-PE"/>
-        </w:rPr>
-        <w:lastRenderedPageBreak/>
-        <w:t>mercancías, como mercancía equivalente universal bajo cierta escala de circulación.</w:t>
+        <w:t>, apareciendo en el proceso de intercambio como un signo de magnitud para la equivalencia cuantitativa de la forma de valor de cambio de todas las mercancías, como mercancía equivalente universal bajo cierta escala de circulación.</w:t>
       </w:r>
     </w:p>
     <w:p>
       <w:pPr>
-        <w:spacing w:before="240"/>
+        <w:spacing w:before="240" w:line="360" w:lineRule="auto"/>
         <w:rPr>
           <w:rFonts w:ascii="Century" w:hAnsi="Century"/>
           <w:lang w:val="es-PE"/>
@@ -807,7 +807,7 @@
     </w:p>
     <w:p>
       <w:pPr>
-        <w:spacing w:before="240"/>
+        <w:spacing w:before="240" w:line="360" w:lineRule="auto"/>
         <w:rPr>
           <w:rFonts w:ascii="Century" w:hAnsi="Century"/>
           <w:lang w:val="es-PE"/>
@@ -818,6 +818,7 @@
           <w:rFonts w:ascii="Century" w:hAnsi="Century"/>
           <w:lang w:val="es-PE"/>
         </w:rPr>
+        <w:lastRenderedPageBreak/>
         <w:t>¿Por qué la</w:t>
       </w:r>
       <w:r>
@@ -935,7 +936,7 @@
     </w:p>
     <w:p>
       <w:pPr>
-        <w:spacing w:before="240"/>
+        <w:spacing w:before="240" w:line="360" w:lineRule="auto"/>
         <w:rPr>
           <w:rFonts w:ascii="Century" w:hAnsi="Century"/>
           <w:lang w:val="es-PE"/>
@@ -1088,7 +1089,35 @@
           <w:rFonts w:ascii="Century" w:hAnsi="Century"/>
           <w:lang w:val="es-PE"/>
         </w:rPr>
-        <w:t xml:space="preserve"> de su dinero-oro en el proceso de circulación como medio </w:t>
+        <w:t xml:space="preserve"> de su dinero-oro en el proceso de circulación como medio de pago</w:t>
+      </w:r>
+      <w:r>
+        <w:rPr>
+          <w:rFonts w:ascii="Century" w:hAnsi="Century"/>
+          <w:lang w:val="es-PE"/>
+        </w:rPr>
+        <w:t>. Es la formación social que se desarrollará como carteles</w:t>
+      </w:r>
+      <w:r>
+        <w:rPr>
+          <w:rFonts w:ascii="Century" w:hAnsi="Century"/>
+          <w:lang w:val="es-PE"/>
+        </w:rPr>
+        <w:t xml:space="preserve"> estatales</w:t>
+      </w:r>
+      <w:r>
+        <w:rPr>
+          <w:rFonts w:ascii="Century" w:hAnsi="Century"/>
+          <w:lang w:val="es-PE"/>
+        </w:rPr>
+        <w:t xml:space="preserve"> d</w:t>
+      </w:r>
+      <w:r>
+        <w:rPr>
+          <w:rFonts w:ascii="Century" w:hAnsi="Century"/>
+          <w:lang w:val="es-PE"/>
+        </w:rPr>
+        <w:t xml:space="preserve">e capitalistas bancarios, a medida que dichos capitales monopólicos toman </w:t>
       </w:r>
       <w:r>
         <w:rPr>
@@ -1096,40 +1125,12 @@
           <w:lang w:val="es-PE"/>
         </w:rPr>
         <w:lastRenderedPageBreak/>
-        <w:t>de pago</w:t>
-      </w:r>
-      <w:r>
-        <w:rPr>
-          <w:rFonts w:ascii="Century" w:hAnsi="Century"/>
-          <w:lang w:val="es-PE"/>
-        </w:rPr>
-        <w:t>. Es la formación social que se desarrollará como carteles</w:t>
-      </w:r>
-      <w:r>
-        <w:rPr>
-          <w:rFonts w:ascii="Century" w:hAnsi="Century"/>
-          <w:lang w:val="es-PE"/>
-        </w:rPr>
-        <w:t xml:space="preserve"> estatales</w:t>
-      </w:r>
-      <w:r>
-        <w:rPr>
-          <w:rFonts w:ascii="Century" w:hAnsi="Century"/>
-          <w:lang w:val="es-PE"/>
-        </w:rPr>
-        <w:t xml:space="preserve"> d</w:t>
-      </w:r>
-      <w:r>
-        <w:rPr>
-          <w:rFonts w:ascii="Century" w:hAnsi="Century"/>
-          <w:lang w:val="es-PE"/>
-        </w:rPr>
-        <w:t>e capitalistas bancarios, a medida que dichos capitales monopólicos toman control de otros estados, por medio de acuerdos con las oligarquías de los países colonizados, a la vez que se implanta mediante el puro militarismo.</w:t>
+        <w:t>control de otros estados, por medio de acuerdos con las oligarquías de los países colonizados, a la vez que se implanta mediante el puro militarismo.</w:t>
       </w:r>
     </w:p>
     <w:p>
       <w:pPr>
-        <w:spacing w:before="240"/>
+        <w:spacing w:before="240" w:line="360" w:lineRule="auto"/>
         <w:rPr>
           <w:rFonts w:ascii="Century" w:hAnsi="Century"/>
           <w:lang w:val="es-PE"/>
@@ -1231,7 +1232,7 @@
     </w:p>
     <w:p>
       <w:pPr>
-        <w:spacing w:before="240"/>
+        <w:spacing w:before="240" w:line="360" w:lineRule="auto"/>
         <w:rPr>
           <w:rFonts w:ascii="Century" w:hAnsi="Century"/>
           <w:lang w:val="es-PE"/>
@@ -1289,7 +1290,7 @@
     </w:p>
     <w:p>
       <w:pPr>
-        <w:spacing w:before="240"/>
+        <w:spacing w:before="240" w:line="360" w:lineRule="auto"/>
         <w:rPr>
           <w:rFonts w:ascii="Century" w:hAnsi="Century"/>
           <w:lang w:val="es-PE"/>
@@ -1417,7 +1418,7 @@
     </w:p>
     <w:p>
       <w:pPr>
-        <w:spacing w:before="240"/>
+        <w:spacing w:before="240" w:line="360" w:lineRule="auto"/>
         <w:rPr>
           <w:rFonts w:ascii="Century" w:hAnsi="Century"/>
           <w:lang w:val="es-PE"/>
@@ -1552,7 +1553,7 @@
     </w:p>
     <w:p>
       <w:pPr>
-        <w:spacing w:before="240"/>
+        <w:spacing w:before="240" w:line="360" w:lineRule="auto"/>
         <w:rPr>
           <w:rFonts w:ascii="Century" w:hAnsi="Century"/>
           <w:lang w:val="es-PE"/>
@@ -1563,6 +1564,7 @@
           <w:rFonts w:ascii="Century" w:hAnsi="Century"/>
           <w:lang w:val="es-PE"/>
         </w:rPr>
+        <w:lastRenderedPageBreak/>
         <w:t>El dólar estadounidense se convirtió en la moneda hegemónica que funcionaba como medida de valor después de las reformas financieras internacionales de 1971, separado del precio del oro y solo ligeramente vinculado a una cantidad imaginaria de oro fijada como parte alícuota de la medida real del estándar de precio. Marx explicó su preocupación relativa a la incongruencia cuantitativa y la contradicción cualitativa entre la magnitud del valor y el precio. Como inherente a la introducción de</w:t>
       </w:r>
       <w:r>
@@ -1589,7 +1591,7 @@
     </w:p>
     <w:p>
       <w:pPr>
-        <w:spacing w:before="240"/>
+        <w:spacing w:before="240" w:line="360" w:lineRule="auto"/>
         <w:rPr>
           <w:rFonts w:ascii="Century" w:hAnsi="Century"/>
           <w:lang w:val="es-PE"/>
@@ -1639,20 +1641,12 @@
           <w:rFonts w:ascii="Century" w:hAnsi="Century"/>
           <w:lang w:val="es-PE"/>
         </w:rPr>
-        <w:t xml:space="preserve"> de precio. Pero el oro </w:t>
-      </w:r>
-      <w:r>
-        <w:rPr>
-          <w:rFonts w:ascii="Century" w:hAnsi="Century"/>
-          <w:lang w:val="es-PE"/>
-        </w:rPr>
-        <w:lastRenderedPageBreak/>
-        <w:t>puede servir como medida de valor sólo porque es en sí mismo un producto del trabajo y, por lo tanto, tiene un valor potencialmente variable".</w:t>
+        <w:t xml:space="preserve"> de precio. Pero el oro puede servir como medida de valor sólo porque es en sí mismo un producto del trabajo y, por lo tanto, tiene un valor potencialmente variable".</w:t>
       </w:r>
     </w:p>
     <w:p>
       <w:pPr>
-        <w:spacing w:before="240"/>
+        <w:spacing w:before="240" w:line="360" w:lineRule="auto"/>
         <w:rPr>
           <w:rFonts w:ascii="Century" w:hAnsi="Century"/>
           <w:lang w:val="es-PE"/>
@@ -1850,7 +1844,7 @@
     </w:p>
     <w:p>
       <w:pPr>
-        <w:spacing w:before="240"/>
+        <w:spacing w:before="240" w:line="360" w:lineRule="auto"/>
         <w:rPr>
           <w:rFonts w:ascii="Century" w:hAnsi="Century"/>
           <w:lang w:val="es-PE"/>
@@ -1922,7 +1916,7 @@
     </w:p>
     <w:p>
       <w:pPr>
-        <w:spacing w:before="240"/>
+        <w:spacing w:before="240" w:line="360" w:lineRule="auto"/>
         <w:rPr>
           <w:rFonts w:ascii="Century" w:hAnsi="Century"/>
           <w:lang w:val="es-PE"/>
@@ -1933,6 +1927,7 @@
           <w:rFonts w:ascii="Century" w:hAnsi="Century"/>
           <w:lang w:val="es-PE"/>
         </w:rPr>
+        <w:lastRenderedPageBreak/>
         <w:t xml:space="preserve">La última instancia del intercambio de mercancías mediado por el </w:t>
       </w:r>
       <w:r>
@@ -2148,7 +2143,7 @@
     </w:p>
     <w:p>
       <w:pPr>
-        <w:spacing w:before="240"/>
+        <w:spacing w:before="240" w:line="360" w:lineRule="auto"/>
         <w:rPr>
           <w:rFonts w:ascii="Century" w:hAnsi="Century"/>
           <w:lang w:val="es-PE"/>
@@ -2248,7 +2243,7 @@
     </w:p>
     <w:p>
       <w:pPr>
-        <w:spacing w:before="240"/>
+        <w:spacing w:before="240" w:line="360" w:lineRule="auto"/>
         <w:rPr>
           <w:rFonts w:ascii="Century" w:hAnsi="Century"/>
           <w:lang w:val="es-PE"/>
@@ -2313,7 +2308,7 @@
     </w:p>
     <w:p>
       <w:pPr>
-        <w:spacing w:before="240"/>
+        <w:spacing w:before="240" w:line="360" w:lineRule="auto"/>
         <w:rPr>
           <w:rFonts w:ascii="Century" w:hAnsi="Century"/>
           <w:lang w:val="es-PE"/>
@@ -2324,7 +2319,6 @@
           <w:rFonts w:ascii="Century" w:hAnsi="Century"/>
           <w:lang w:val="es-PE"/>
         </w:rPr>
-        <w:lastRenderedPageBreak/>
         <w:t xml:space="preserve">Por lo tanto, en "[e]l proceso de circulación, </w:t>
       </w:r>
       <w:r>
@@ -2351,7 +2345,7 @@
     </w:p>
     <w:p>
       <w:pPr>
-        <w:spacing w:before="240"/>
+        <w:spacing w:before="240" w:line="360" w:lineRule="auto"/>
         <w:rPr>
           <w:rFonts w:ascii="Century" w:hAnsi="Century"/>
           <w:lang w:val="es-PE"/>
@@ -2362,12 +2356,13 @@
           <w:rFonts w:ascii="Century" w:hAnsi="Century"/>
           <w:lang w:val="es-PE"/>
         </w:rPr>
+        <w:lastRenderedPageBreak/>
         <w:t>La circulación del dinero, por otro lado, está determinada por la circulación de mercancías, el circuito C-M-C siempre implica la extracción constante de dinero (M) del propietario de la mercancía en su primera metamorfosis (D-D) al otro propietario de la mercancía (M-C). Por esta segunda metamorfosis el dinero se convierte en un medio de compra, siempre en manos del comprador, por lo que la mercancía se transfiere de las manos del vendedor a las del comprador, mientras que retira el dinero de las manos del comprador poniéndolo en la del vendedor.</w:t>
       </w:r>
     </w:p>
     <w:p>
       <w:pPr>
-        <w:spacing w:before="240"/>
+        <w:spacing w:before="240" w:line="360" w:lineRule="auto"/>
         <w:rPr>
           <w:rFonts w:ascii="Century" w:hAnsi="Century"/>
           <w:lang w:val="es-PE"/>
@@ -2390,7 +2385,7 @@
     </w:p>
     <w:p>
       <w:pPr>
-        <w:spacing w:before="240"/>
+        <w:spacing w:before="240" w:line="360" w:lineRule="auto"/>
         <w:rPr>
           <w:rFonts w:ascii="Century" w:hAnsi="Century"/>
           <w:lang w:val="es-PE"/>
@@ -2406,7 +2401,7 @@
     </w:p>
     <w:p>
       <w:pPr>
-        <w:spacing w:before="240"/>
+        <w:spacing w:before="240" w:line="360" w:lineRule="auto"/>
         <w:rPr>
           <w:rFonts w:ascii="Century" w:hAnsi="Century"/>
           <w:lang w:val="es-PE"/>
@@ -2443,7 +2438,7 @@
     </w:p>
     <w:p>
       <w:pPr>
-        <w:spacing w:before="240"/>
+        <w:spacing w:before="240" w:line="360" w:lineRule="auto"/>
         <w:rPr>
           <w:rFonts w:ascii="Century" w:hAnsi="Century"/>
           <w:lang w:val="es-PE"/>
@@ -2454,7 +2449,15 @@
           <w:rFonts w:ascii="Century" w:hAnsi="Century"/>
           <w:lang w:val="es-PE"/>
         </w:rPr>
-        <w:t>También podemos plantear la siguiente pregunta: ¿Cuánto oro está siendo absorbido por la circulación del dinero? Puesto que su respuesta debería ser diferente de la respuesta de la siguiente: ¿Cuánto oro se expresa idealmente por la suma de los precios totales de las mercancías en circulación? La suma total de los precios de las mercancías en circulación es el promedio de la velocidad de circulación (medida como el número de veces que la misma moneda gira en un período dado</w:t>
+        <w:t xml:space="preserve">También podemos plantear la siguiente pregunta: ¿Cuánto oro está siendo absorbido por la circulación del dinero? Puesto que su respuesta debería ser diferente de la respuesta de la siguiente: ¿Cuánto oro se expresa idealmente por la suma de los precios totales de las mercancías en circulación? La suma total de los precios de las mercancías en circulación es el promedio de la </w:t>
+      </w:r>
+      <w:r>
+        <w:rPr>
+          <w:rFonts w:ascii="Century" w:hAnsi="Century"/>
+          <w:lang w:val="es-PE"/>
+        </w:rPr>
+        <w:lastRenderedPageBreak/>
+        <w:t>velocidad de circulación (medida como el número de veces que la misma moneda gira en un período dado</w:t>
       </w:r>
       <w:r>
         <w:rPr>
@@ -2468,20 +2471,12 @@
           <w:rFonts w:ascii="Century" w:hAnsi="Century"/>
           <w:lang w:val="es-PE"/>
         </w:rPr>
-        <w:t xml:space="preserve">, determina el precio de la cantidad de dinero o el precio de la mercancía monetaria que es el oro como medio de circulación. El oro, en efecto, es el medio de circulación y la medida de valor, como la </w:t>
-      </w:r>
-      <w:r>
-        <w:rPr>
-          <w:rFonts w:ascii="Century" w:hAnsi="Century"/>
-          <w:lang w:val="es-PE"/>
-        </w:rPr>
-        <w:lastRenderedPageBreak/>
-        <w:t>mercancía-dinero, "ya sea en su propio cuerpo o a través de un representante, es dinero. El oro (o la plata) es, por lo tanto, dinero".</w:t>
+        <w:t>, determina el precio de la cantidad de dinero o el precio de la mercancía monetaria que es el oro como medio de circulación. El oro, en efecto, es el medio de circulación y la medida de valor, como la mercancía-dinero, "ya sea en su propio cuerpo o a través de un representante, es dinero. El oro (o la plata) es, por lo tanto, dinero".</w:t>
       </w:r>
     </w:p>
     <w:p>
       <w:pPr>
-        <w:spacing w:before="240"/>
+        <w:spacing w:before="240" w:line="360" w:lineRule="auto"/>
         <w:rPr>
           <w:rFonts w:ascii="Century" w:hAnsi="Century"/>
           <w:lang w:val="es-PE"/>
@@ -2539,7 +2534,7 @@
     </w:p>
     <w:p>
       <w:pPr>
-        <w:spacing w:before="240"/>
+        <w:spacing w:before="240" w:line="360" w:lineRule="auto"/>
         <w:rPr>
           <w:rFonts w:ascii="Century" w:hAnsi="Century"/>
           <w:lang w:val="es-PE"/>
@@ -2779,7 +2774,7 @@
     </w:p>
     <w:p>
       <w:pPr>
-        <w:spacing w:before="240"/>
+        <w:spacing w:before="240" w:line="360" w:lineRule="auto"/>
         <w:rPr>
           <w:rFonts w:ascii="Century" w:hAnsi="Century"/>
           <w:lang w:val="es-PE"/>
@@ -2790,7 +2785,15 @@
           <w:rFonts w:ascii="Century" w:hAnsi="Century"/>
           <w:lang w:val="es-PE"/>
         </w:rPr>
-        <w:t>El capital real atesorado, aunque separado de la circulación como medio de pago, sigue estando presente en el trasfondo de la reproducción del capital. Consumiendo una parte alícuota de la plusvalía total producida con su realización en forma monetaria igual al precio total de las mercancías vendidas por cada tiempo de rotación en circulación, que corresponde a una proporción del pluscapital no circulante</w:t>
+        <w:t xml:space="preserve">El capital real atesorado, aunque separado de la circulación como medio de pago, sigue estando presente en el trasfondo de la reproducción del capital. Consumiendo una parte alícuota de la plusvalía total producida con su </w:t>
+      </w:r>
+      <w:r>
+        <w:rPr>
+          <w:rFonts w:ascii="Century" w:hAnsi="Century"/>
+          <w:lang w:val="es-PE"/>
+        </w:rPr>
+        <w:lastRenderedPageBreak/>
+        <w:t>realización en forma monetaria igual al precio total de las mercancías vendidas por cada tiempo de rotación en circulación, que corresponde a una proporción del pluscapital no circulante</w:t>
       </w:r>
       <w:r>
         <w:rPr>
@@ -2851,7 +2854,7 @@
     </w:p>
     <w:p>
       <w:pPr>
-        <w:spacing w:before="240"/>
+        <w:spacing w:before="240" w:line="360" w:lineRule="auto"/>
         <w:rPr>
           <w:rFonts w:ascii="Century" w:hAnsi="Century"/>
           <w:lang w:val="es-PE"/>
@@ -2930,7 +2933,7 @@
     </w:p>
     <w:p>
       <w:pPr>
-        <w:spacing w:before="240"/>
+        <w:spacing w:before="240" w:line="360" w:lineRule="auto"/>
         <w:rPr>
           <w:rFonts w:ascii="Century" w:hAnsi="Century"/>
           <w:lang w:val="es-PE"/>
@@ -3102,7 +3105,6 @@
           <w:rFonts w:ascii="Century" w:hAnsi="Century"/>
           <w:lang w:val="es-PE"/>
         </w:rPr>
-        <w:lastRenderedPageBreak/>
         <w:t xml:space="preserve">internacionales </w:t>
       </w:r>
       <w:r>
@@ -3234,7 +3236,7 @@
     </w:p>
     <w:p>
       <w:pPr>
-        <w:spacing w:before="240"/>
+        <w:spacing w:before="240" w:line="360" w:lineRule="auto"/>
         <w:rPr>
           <w:rFonts w:ascii="Century" w:hAnsi="Century"/>
           <w:lang w:val="es-PE"/>
@@ -3301,12 +3303,20 @@
           <w:rFonts w:ascii="Century" w:hAnsi="Century"/>
           <w:lang w:val="es-PE"/>
         </w:rPr>
-        <w:t>, "el oro [...], en su estado bruto, se convierte inmediatamente, al salir de las entrañas de la tierra, en la encarnación directa de todo el trabajo humano".</w:t>
+        <w:t xml:space="preserve">, "el oro [...], en su estado bruto, se convierte </w:t>
+      </w:r>
+      <w:r>
+        <w:rPr>
+          <w:rFonts w:ascii="Century" w:hAnsi="Century"/>
+          <w:lang w:val="es-PE"/>
+        </w:rPr>
+        <w:lastRenderedPageBreak/>
+        <w:t>inmediatamente, al salir de las entrañas de la tierra, en la encarnación directa de todo el trabajo humano".</w:t>
       </w:r>
     </w:p>
     <w:p>
       <w:pPr>
-        <w:spacing w:before="240"/>
+        <w:spacing w:before="240" w:line="360" w:lineRule="auto"/>
         <w:rPr>
           <w:rFonts w:ascii="Century" w:hAnsi="Century"/>
           <w:lang w:val="es-PE"/>
@@ -3420,7 +3430,7 @@
     </w:p>
     <w:p>
       <w:pPr>
-        <w:spacing w:before="240"/>
+        <w:spacing w:before="240" w:line="360" w:lineRule="auto"/>
         <w:rPr>
           <w:rFonts w:ascii="Century" w:hAnsi="Century"/>
           <w:lang w:val="es-PE"/>
@@ -3620,7 +3630,7 @@
     </w:p>
     <w:p>
       <w:pPr>
-        <w:spacing w:before="240"/>
+        <w:spacing w:before="240" w:line="360" w:lineRule="auto"/>
         <w:rPr>
           <w:rFonts w:ascii="Century" w:hAnsi="Century"/>
           <w:lang w:val="es-PE"/>
@@ -3645,7 +3655,15 @@
           <w:rFonts w:ascii="Century" w:hAnsi="Century"/>
           <w:lang w:val="es-PE"/>
         </w:rPr>
-        <w:t>. Las luchas antimineras son, en ese sentido, mediadoras entre los azares y los accidentes sociales que determinan la realización de la acumulación de ganancias, producidas por la explotación del trabajo total avanzado en un determinado período. En ese sentido, el trabajo está sobre</w:t>
+        <w:t xml:space="preserve">. Las luchas antimineras son, en ese sentido, mediadoras entre los azares y los accidentes sociales que determinan la realización de la </w:t>
+      </w:r>
+      <w:r>
+        <w:rPr>
+          <w:rFonts w:ascii="Century" w:hAnsi="Century"/>
+          <w:lang w:val="es-PE"/>
+        </w:rPr>
+        <w:lastRenderedPageBreak/>
+        <w:t>acumulación de ganancias, producidas por la explotación del trabajo total avanzado en un determinado período. En ese sentido, el trabajo está sobre</w:t>
       </w:r>
       <w:r>
         <w:rPr>
@@ -3659,7 +3677,6 @@
           <w:rFonts w:ascii="Century" w:hAnsi="Century"/>
           <w:lang w:val="es-PE"/>
         </w:rPr>
-        <w:lastRenderedPageBreak/>
         <w:t xml:space="preserve">determinando la caída de la tasa de ganancia, no sólo como capital variable, sino históricamente, volviendo al proceso de circulación con la fuerza </w:t>
       </w:r>
       <w:r>
@@ -3679,7 +3696,7 @@
     </w:p>
     <w:p>
       <w:pPr>
-        <w:spacing w:before="240"/>
+        <w:spacing w:before="240" w:line="360" w:lineRule="auto"/>
         <w:rPr>
           <w:rFonts w:ascii="Century" w:hAnsi="Century"/>
           <w:lang w:val="es-PE"/>
@@ -3828,7 +3845,7 @@
     </w:p>
     <w:p>
       <w:pPr>
-        <w:spacing w:before="240"/>
+        <w:spacing w:before="240" w:line="360" w:lineRule="auto"/>
         <w:rPr>
           <w:rFonts w:ascii="Century" w:hAnsi="Century"/>
           <w:lang w:val="es-PE"/>

--- a/obsidian-history-vault-master/09 courses/UCSB/Sociology UCSB/Kevin Anderson/Marx Seminar/KV1C2C3_vF es_sin citas.docx
+++ b/obsidian-history-vault-master/09 courses/UCSB/Sociology UCSB/Kevin Anderson/Marx Seminar/KV1C2C3_vF es_sin citas.docx
@@ -26,7 +26,104 @@
           <w:szCs w:val="36"/>
           <w:lang w:val="es-PE"/>
         </w:rPr>
-        <w:t>Breve artículo sobre el capítulo 2 y el capítulo 3 de El Capital Vol. 1</w:t>
+        <w:t xml:space="preserve">Breve artículo sobre el </w:t>
+      </w:r>
+      <w:r>
+        <w:rPr>
+          <w:rFonts w:ascii="Century" w:eastAsiaTheme="majorEastAsia" w:hAnsi="Century" w:cstheme="majorBidi"/>
+          <w:b/>
+          <w:bCs/>
+          <w:color w:val="345A8A" w:themeColor="accent1" w:themeShade="B5"/>
+          <w:sz w:val="36"/>
+          <w:szCs w:val="36"/>
+          <w:lang w:val="es-PE"/>
+        </w:rPr>
+        <w:t>proceso de intercambio</w:t>
+      </w:r>
+      <w:r>
+        <w:rPr>
+          <w:rFonts w:ascii="Century" w:eastAsiaTheme="majorEastAsia" w:hAnsi="Century" w:cstheme="majorBidi"/>
+          <w:b/>
+          <w:bCs/>
+          <w:color w:val="345A8A" w:themeColor="accent1" w:themeShade="B5"/>
+          <w:sz w:val="36"/>
+          <w:szCs w:val="36"/>
+          <w:lang w:val="es-PE"/>
+        </w:rPr>
+        <w:t xml:space="preserve"> y el </w:t>
+      </w:r>
+      <w:r>
+        <w:rPr>
+          <w:rFonts w:ascii="Century" w:eastAsiaTheme="majorEastAsia" w:hAnsi="Century" w:cstheme="majorBidi"/>
+          <w:b/>
+          <w:bCs/>
+          <w:color w:val="345A8A" w:themeColor="accent1" w:themeShade="B5"/>
+          <w:sz w:val="36"/>
+          <w:szCs w:val="36"/>
+          <w:lang w:val="es-PE"/>
+        </w:rPr>
+        <w:t>proceso de circulación. Capítulos 2 y</w:t>
+      </w:r>
+      <w:r>
+        <w:rPr>
+          <w:rFonts w:ascii="Century" w:eastAsiaTheme="majorEastAsia" w:hAnsi="Century" w:cstheme="majorBidi"/>
+          <w:b/>
+          <w:bCs/>
+          <w:color w:val="345A8A" w:themeColor="accent1" w:themeShade="B5"/>
+          <w:sz w:val="36"/>
+          <w:szCs w:val="36"/>
+          <w:lang w:val="es-PE"/>
+        </w:rPr>
+        <w:t xml:space="preserve"> 3 de</w:t>
+      </w:r>
+      <w:r>
+        <w:rPr>
+          <w:rFonts w:ascii="Century" w:eastAsiaTheme="majorEastAsia" w:hAnsi="Century" w:cstheme="majorBidi"/>
+          <w:b/>
+          <w:bCs/>
+          <w:color w:val="345A8A" w:themeColor="accent1" w:themeShade="B5"/>
+          <w:sz w:val="36"/>
+          <w:szCs w:val="36"/>
+          <w:lang w:val="es-PE"/>
+        </w:rPr>
+        <w:t>l Libro Primero de</w:t>
+      </w:r>
+      <w:r>
+        <w:rPr>
+          <w:rFonts w:ascii="Century" w:eastAsiaTheme="majorEastAsia" w:hAnsi="Century" w:cstheme="majorBidi"/>
+          <w:b/>
+          <w:bCs/>
+          <w:color w:val="345A8A" w:themeColor="accent1" w:themeShade="B5"/>
+          <w:sz w:val="36"/>
+          <w:szCs w:val="36"/>
+          <w:lang w:val="es-PE"/>
+        </w:rPr>
+        <w:t xml:space="preserve"> El Capital</w:t>
+      </w:r>
+      <w:r>
+        <w:rPr>
+          <w:rFonts w:ascii="Century" w:eastAsiaTheme="majorEastAsia" w:hAnsi="Century" w:cstheme="majorBidi"/>
+          <w:b/>
+          <w:bCs/>
+          <w:color w:val="345A8A" w:themeColor="accent1" w:themeShade="B5"/>
+          <w:sz w:val="36"/>
+          <w:szCs w:val="36"/>
+          <w:lang w:val="es-PE"/>
+        </w:rPr>
+        <w:t xml:space="preserve"> de Karl Marx</w:t>
+      </w:r>
+      <w:r>
+        <w:rPr>
+          <w:rStyle w:val="Refdenotaalpie"/>
+          <w:rFonts w:ascii="Century" w:eastAsiaTheme="majorEastAsia" w:hAnsi="Century" w:cstheme="majorBidi"/>
+          <w:b/>
+          <w:bCs/>
+          <w:color w:val="345A8A" w:themeColor="accent1" w:themeShade="B5"/>
+          <w:sz w:val="36"/>
+          <w:szCs w:val="36"/>
+          <w:lang w:val="es-PE"/>
+        </w:rPr>
+        <w:footnoteReference w:id="1"/>
       </w:r>
     </w:p>
     <w:p>
@@ -57,7 +154,23 @@
           <w:rFonts w:ascii="Century" w:hAnsi="Century"/>
           <w:lang w:val="es-PE"/>
         </w:rPr>
-        <w:t xml:space="preserve"> de la sociedad burguesa, en sus condiciones iniciales. Que comienza con el movimiento social de las mercancías, por un lado, y del dinero en el otro extremo de las relaciones de intercambio.</w:t>
+        <w:t xml:space="preserve"> de la sociedad burguesa, en sus condiciones iniciales. Que comienza con el </w:t>
+      </w:r>
+      <w:r>
+        <w:rPr>
+          <w:rFonts w:ascii="Century" w:hAnsi="Century"/>
+          <w:i/>
+          <w:iCs/>
+          <w:lang w:val="es-PE"/>
+        </w:rPr>
+        <w:t>movimiento social de las mercancías</w:t>
+      </w:r>
+      <w:r>
+        <w:rPr>
+          <w:rFonts w:ascii="Century" w:hAnsi="Century"/>
+          <w:lang w:val="es-PE"/>
+        </w:rPr>
+        <w:t>, por un lado, y del dinero en el otro extremo de las relaciones de intercambio.</w:t>
       </w:r>
     </w:p>
     <w:p>
@@ -124,6 +237,7 @@
           <w:rFonts w:ascii="Century" w:hAnsi="Century"/>
           <w:lang w:val="es-PE"/>
         </w:rPr>
+        <w:lastRenderedPageBreak/>
         <w:t xml:space="preserve">La segunda es la determinación de un equivalente universal </w:t>
       </w:r>
       <w:r>
@@ -291,15 +405,7 @@
           <w:rFonts w:ascii="Century" w:hAnsi="Century"/>
           <w:lang w:val="es-PE"/>
         </w:rPr>
-        <w:t xml:space="preserve"> ser apropiado, como si fuera una mercancía. De esta manera, el ser enajenado aparece como el propietario de la riqueza enajenable, buscando recibir a cambio una magnitud aumentada de valor en forma de dinero. Ese movimiento, la aplicación mecánica e irreflexiva, </w:t>
-      </w:r>
-      <w:r>
-        <w:rPr>
-          <w:rFonts w:ascii="Century" w:hAnsi="Century"/>
-          <w:lang w:val="es-PE"/>
-        </w:rPr>
-        <w:lastRenderedPageBreak/>
-        <w:t>no ética</w:t>
+        <w:t xml:space="preserve"> ser apropiado, como si fuera una mercancía. De esta manera, el ser enajenado aparece como el propietario de la riqueza enajenable, buscando recibir a cambio una magnitud aumentada de valor en forma de dinero. Ese movimiento, la aplicación mecánica e irreflexiva, no ética</w:t>
       </w:r>
       <w:r>
         <w:rPr>
@@ -585,6 +691,7 @@
           <w:rFonts w:ascii="Century" w:hAnsi="Century"/>
           <w:lang w:val="es-PE"/>
         </w:rPr>
+        <w:lastRenderedPageBreak/>
         <w:t>Con la s</w:t>
       </w:r>
       <w:r>
@@ -818,7 +925,6 @@
           <w:rFonts w:ascii="Century" w:hAnsi="Century"/>
           <w:lang w:val="es-PE"/>
         </w:rPr>
-        <w:lastRenderedPageBreak/>
         <w:t>¿Por qué la</w:t>
       </w:r>
       <w:r>
@@ -947,7 +1053,15 @@
           <w:rFonts w:ascii="Century" w:hAnsi="Century"/>
           <w:lang w:val="es-PE"/>
         </w:rPr>
-        <w:t>Pero cierto capital industrial estaba en formación, incorporando el valor del trabajo en el proceso de valorización del oro como mercancía en su circulación hacia su forma monetaria de valor. Además de su circulación como medio de pago, se produce oro para su atesoramiento. Al mismo tiempo, la minería del oro ya era una rama de la producción centralizada en manos de la producción capitalista, antes, durante y después de la transición del capital mercantil al capital industrial y financiero. Así, pues, el accidente social de la expansión de la circulación de oro-dinero como capital</w:t>
+        <w:t xml:space="preserve">Pero cierto capital industrial estaba en formación, incorporando el valor del trabajo en el proceso de valorización del oro como mercancía en su circulación hacia su forma monetaria de valor. Además de su circulación como medio de pago, se produce oro para su atesoramiento. Al mismo tiempo, la minería del </w:t>
+      </w:r>
+      <w:r>
+        <w:rPr>
+          <w:rFonts w:ascii="Century" w:hAnsi="Century"/>
+          <w:lang w:val="es-PE"/>
+        </w:rPr>
+        <w:lastRenderedPageBreak/>
+        <w:t>oro ya era una rama de la producción centralizada en manos de la producción capitalista, antes, durante y después de la transición del capital mercantil al capital industrial y financiero. Así, pues, el accidente social de la expansión de la circulación de oro-dinero como capital</w:t>
       </w:r>
       <w:r>
         <w:rPr>
@@ -1117,15 +1231,7 @@
           <w:rFonts w:ascii="Century" w:hAnsi="Century"/>
           <w:lang w:val="es-PE"/>
         </w:rPr>
-        <w:t xml:space="preserve">e capitalistas bancarios, a medida que dichos capitales monopólicos toman </w:t>
-      </w:r>
-      <w:r>
-        <w:rPr>
-          <w:rFonts w:ascii="Century" w:hAnsi="Century"/>
-          <w:lang w:val="es-PE"/>
-        </w:rPr>
-        <w:lastRenderedPageBreak/>
-        <w:t>control de otros estados, por medio de acuerdos con las oligarquías de los países colonizados, a la vez que se implanta mediante el puro militarismo.</w:t>
+        <w:t>e capitalistas bancarios, a medida que dichos capitales monopólicos toman control de otros estados, por medio de acuerdos con las oligarquías de los países colonizados, a la vez que se implanta mediante el puro militarismo.</w:t>
       </w:r>
     </w:p>
     <w:p>
@@ -1329,7 +1435,15 @@
           <w:rFonts w:ascii="Century" w:hAnsi="Century"/>
           <w:lang w:val="es-PE"/>
         </w:rPr>
-        <w:t xml:space="preserve"> medido por una cantidad imaginaria de oro idealmente equivalente al tiempo de trabajo socialmente necesario para producir la cantidad correspondiente de unidades estándar de precio</w:t>
+        <w:t xml:space="preserve"> medido por una cantidad imaginaria de oro idealmente equivalente al tiempo de trabajo </w:t>
+      </w:r>
+      <w:r>
+        <w:rPr>
+          <w:rFonts w:ascii="Century" w:hAnsi="Century"/>
+          <w:lang w:val="es-PE"/>
+        </w:rPr>
+        <w:lastRenderedPageBreak/>
+        <w:t>socialmente necesario para producir la cantidad correspondiente de unidades estándar de precio</w:t>
       </w:r>
       <w:r>
         <w:rPr>
@@ -1564,7 +1678,6 @@
           <w:rFonts w:ascii="Century" w:hAnsi="Century"/>
           <w:lang w:val="es-PE"/>
         </w:rPr>
-        <w:lastRenderedPageBreak/>
         <w:t>El dólar estadounidense se convirtió en la moneda hegemónica que funcionaba como medida de valor después de las reformas financieras internacionales de 1971, separado del precio del oro y solo ligeramente vinculado a una cantidad imaginaria de oro fijada como parte alícuota de la medida real del estándar de precio. Marx explicó su preocupación relativa a la incongruencia cuantitativa y la contradicción cualitativa entre la magnitud del valor y el precio. Como inherente a la introducción de</w:t>
       </w:r>
       <w:r>
@@ -1741,7 +1854,15 @@
           <w:rFonts w:ascii="Century" w:hAnsi="Century"/>
           <w:lang w:val="es-PE"/>
         </w:rPr>
-        <w:t>la variación en su proceso de producción, como Marx especificará más adelante. A medida que la productividad del trabajo en la minería</w:t>
+        <w:t xml:space="preserve">la variación en su proceso de producción, como Marx especificará más adelante. A medida que la </w:t>
+      </w:r>
+      <w:r>
+        <w:rPr>
+          <w:rFonts w:ascii="Century" w:hAnsi="Century"/>
+          <w:lang w:val="es-PE"/>
+        </w:rPr>
+        <w:lastRenderedPageBreak/>
+        <w:t>productividad del trabajo en la minería</w:t>
       </w:r>
       <w:r>
         <w:rPr>
@@ -1927,7 +2048,6 @@
           <w:rFonts w:ascii="Century" w:hAnsi="Century"/>
           <w:lang w:val="es-PE"/>
         </w:rPr>
-        <w:lastRenderedPageBreak/>
         <w:t xml:space="preserve">La última instancia del intercambio de mercancías mediado por el </w:t>
       </w:r>
       <w:r>
@@ -2254,6 +2374,7 @@
           <w:rFonts w:ascii="Century" w:hAnsi="Century"/>
           <w:lang w:val="es-PE"/>
         </w:rPr>
+        <w:lastRenderedPageBreak/>
         <w:t xml:space="preserve">"¿Pero por qué </w:t>
       </w:r>
       <w:r>
@@ -2356,7 +2477,6 @@
           <w:rFonts w:ascii="Century" w:hAnsi="Century"/>
           <w:lang w:val="es-PE"/>
         </w:rPr>
-        <w:lastRenderedPageBreak/>
         <w:t>La circulación del dinero, por otro lado, está determinada por la circulación de mercancías, el circuito C-M-C siempre implica la extracción constante de dinero (M) del propietario de la mercancía en su primera metamorfosis (D-D) al otro propietario de la mercancía (M-C). Por esta segunda metamorfosis el dinero se convierte en un medio de compra, siempre en manos del comprador, por lo que la mercancía se transfiere de las manos del vendedor a las del comprador, mientras que retira el dinero de las manos del comprador poniéndolo en la del vendedor.</w:t>
       </w:r>
     </w:p>
@@ -2396,7 +2516,15 @@
           <w:rFonts w:ascii="Century" w:hAnsi="Century"/>
           <w:lang w:val="es-PE"/>
         </w:rPr>
-        <w:t>El circuito del dinero es la expresión del circuito de las mercancías. Entonces, Marx planteó la pregunta sobre cuánto dinero está siendo absorbido por la circulación de mercancías. Introduciendo el tiempo de circulación como determinante de la relación entre la velocidad de circulación de las mercancías y la velocidad de circulación del dinero.</w:t>
+        <w:t xml:space="preserve">El circuito del dinero es la expresión del circuito de las mercancías. Entonces, Marx planteó la pregunta sobre cuánto dinero está siendo absorbido por la circulación de mercancías. Introduciendo el tiempo de circulación como </w:t>
+      </w:r>
+      <w:r>
+        <w:rPr>
+          <w:rFonts w:ascii="Century" w:hAnsi="Century"/>
+          <w:lang w:val="es-PE"/>
+        </w:rPr>
+        <w:lastRenderedPageBreak/>
+        <w:t>determinante de la relación entre la velocidad de circulación de las mercancías y la velocidad de circulación del dinero.</w:t>
       </w:r>
     </w:p>
     <w:p>
@@ -2449,15 +2577,7 @@
           <w:rFonts w:ascii="Century" w:hAnsi="Century"/>
           <w:lang w:val="es-PE"/>
         </w:rPr>
-        <w:t xml:space="preserve">También podemos plantear la siguiente pregunta: ¿Cuánto oro está siendo absorbido por la circulación del dinero? Puesto que su respuesta debería ser diferente de la respuesta de la siguiente: ¿Cuánto oro se expresa idealmente por la suma de los precios totales de las mercancías en circulación? La suma total de los precios de las mercancías en circulación es el promedio de la </w:t>
-      </w:r>
-      <w:r>
-        <w:rPr>
-          <w:rFonts w:ascii="Century" w:hAnsi="Century"/>
-          <w:lang w:val="es-PE"/>
-        </w:rPr>
-        <w:lastRenderedPageBreak/>
-        <w:t>velocidad de circulación (medida como el número de veces que la misma moneda gira en un período dado</w:t>
+        <w:t>También podemos plantear la siguiente pregunta: ¿Cuánto oro está siendo absorbido por la circulación del dinero? Puesto que su respuesta debería ser diferente de la respuesta de la siguiente: ¿Cuánto oro se expresa idealmente por la suma de los precios totales de las mercancías en circulación? La suma total de los precios de las mercancías en circulación es el promedio de la velocidad de circulación (medida como el número de veces que la misma moneda gira en un período dado</w:t>
       </w:r>
       <w:r>
         <w:rPr>
@@ -2529,7 +2649,15 @@
           <w:rFonts w:ascii="Century" w:hAnsi="Century"/>
           <w:lang w:val="es-PE"/>
         </w:rPr>
-        <w:t xml:space="preserve"> Sin dejar de estar presente en la trastienda de la reproducción del capital, consumiendo una parte alícuota de cada valor por cada rotación de circulación.</w:t>
+        <w:t xml:space="preserve"> Sin dejar de estar presente en la trastienda de la reproducción </w:t>
+      </w:r>
+      <w:r>
+        <w:rPr>
+          <w:rFonts w:ascii="Century" w:hAnsi="Century"/>
+          <w:lang w:val="es-PE"/>
+        </w:rPr>
+        <w:lastRenderedPageBreak/>
+        <w:t>del capital, consumiendo una parte alícuota de cada valor por cada rotación de circulación.</w:t>
       </w:r>
     </w:p>
     <w:p>
@@ -2785,15 +2913,7 @@
           <w:rFonts w:ascii="Century" w:hAnsi="Century"/>
           <w:lang w:val="es-PE"/>
         </w:rPr>
-        <w:t xml:space="preserve">El capital real atesorado, aunque separado de la circulación como medio de pago, sigue estando presente en el trasfondo de la reproducción del capital. Consumiendo una parte alícuota de la plusvalía total producida con su </w:t>
-      </w:r>
-      <w:r>
-        <w:rPr>
-          <w:rFonts w:ascii="Century" w:hAnsi="Century"/>
-          <w:lang w:val="es-PE"/>
-        </w:rPr>
-        <w:lastRenderedPageBreak/>
-        <w:t>realización en forma monetaria igual al precio total de las mercancías vendidas por cada tiempo de rotación en circulación, que corresponde a una proporción del pluscapital no circulante</w:t>
+        <w:t>El capital real atesorado, aunque separado de la circulación como medio de pago, sigue estando presente en el trasfondo de la reproducción del capital. Consumiendo una parte alícuota de la plusvalía total producida con su realización en forma monetaria igual al precio total de las mercancías vendidas por cada tiempo de rotación en circulación, que corresponde a una proporción del pluscapital no circulante</w:t>
       </w:r>
       <w:r>
         <w:rPr>
@@ -2828,14 +2948,7 @@
           <w:rFonts w:ascii="Century" w:hAnsi="Century"/>
           <w:lang w:val="es-PE"/>
         </w:rPr>
-        <w:t>física</w:t>
-      </w:r>
-      <w:r>
-        <w:rPr>
-          <w:rFonts w:ascii="Century" w:hAnsi="Century"/>
-          <w:lang w:val="es-PE"/>
-        </w:rPr>
-        <w:t xml:space="preserve"> </w:t>
+        <w:t xml:space="preserve">física </w:t>
       </w:r>
       <w:r>
         <w:rPr>
@@ -3077,7 +3190,15 @@
           <w:rFonts w:ascii="Century" w:hAnsi="Century"/>
           <w:lang w:val="es-PE"/>
         </w:rPr>
-        <w:t xml:space="preserve"> crece exponencialmente a medida que es atesorado en su forma de valor </w:t>
+        <w:t xml:space="preserve"> crece </w:t>
+      </w:r>
+      <w:r>
+        <w:rPr>
+          <w:rFonts w:ascii="Century" w:hAnsi="Century"/>
+          <w:lang w:val="es-PE"/>
+        </w:rPr>
+        <w:lastRenderedPageBreak/>
+        <w:t xml:space="preserve">exponencialmente a medida que es atesorado en su forma de valor </w:t>
       </w:r>
       <w:r>
         <w:rPr>
@@ -3303,15 +3424,7 @@
           <w:rFonts w:ascii="Century" w:hAnsi="Century"/>
           <w:lang w:val="es-PE"/>
         </w:rPr>
-        <w:t xml:space="preserve">, "el oro [...], en su estado bruto, se convierte </w:t>
-      </w:r>
-      <w:r>
-        <w:rPr>
-          <w:rFonts w:ascii="Century" w:hAnsi="Century"/>
-          <w:lang w:val="es-PE"/>
-        </w:rPr>
-        <w:lastRenderedPageBreak/>
-        <w:t>inmediatamente, al salir de las entrañas de la tierra, en la encarnación directa de todo el trabajo humano".</w:t>
+        <w:t>, "el oro [...], en su estado bruto, se convierte inmediatamente, al salir de las entrañas de la tierra, en la encarnación directa de todo el trabajo humano".</w:t>
       </w:r>
     </w:p>
     <w:p>
@@ -3462,7 +3575,15 @@
           <w:rFonts w:ascii="Century" w:hAnsi="Century"/>
           <w:lang w:val="es-PE"/>
         </w:rPr>
-        <w:t xml:space="preserve"> de precio, los bancos centrales e internacionales lo acaparan con voracidad, mientras que al mismo tiempo el capitalismo de Estado se beneficia del aumento exponencial del precio del oro</w:t>
+        <w:t xml:space="preserve"> de precio, los bancos centrales e internacionales lo acaparan con voracidad, mientras que al mismo tiempo el capitalismo de Estado se beneficia del </w:t>
+      </w:r>
+      <w:r>
+        <w:rPr>
+          <w:rFonts w:ascii="Century" w:hAnsi="Century"/>
+          <w:lang w:val="es-PE"/>
+        </w:rPr>
+        <w:lastRenderedPageBreak/>
+        <w:t>aumento exponencial del precio del oro</w:t>
       </w:r>
       <w:r>
         <w:rPr>
@@ -3655,15 +3776,7 @@
           <w:rFonts w:ascii="Century" w:hAnsi="Century"/>
           <w:lang w:val="es-PE"/>
         </w:rPr>
-        <w:t xml:space="preserve">. Las luchas antimineras son, en ese sentido, mediadoras entre los azares y los accidentes sociales que determinan la realización de la </w:t>
-      </w:r>
-      <w:r>
-        <w:rPr>
-          <w:rFonts w:ascii="Century" w:hAnsi="Century"/>
-          <w:lang w:val="es-PE"/>
-        </w:rPr>
-        <w:lastRenderedPageBreak/>
-        <w:t>acumulación de ganancias, producidas por la explotación del trabajo total avanzado en un determinado período. En ese sentido, el trabajo está sobre</w:t>
+        <w:t>. Las luchas antimineras son, en ese sentido, mediadoras entre los azares y los accidentes sociales que determinan la realización de la acumulación de ganancias, producidas por la explotación del trabajo total avanzado en un determinado período. En ese sentido, el trabajo está sobre</w:t>
       </w:r>
       <w:r>
         <w:rPr>
@@ -3853,8 +3966,8 @@
       </w:pPr>
     </w:p>
     <w:sectPr>
-      <w:headerReference w:type="default" r:id="rId7"/>
-      <w:footerReference w:type="default" r:id="rId8"/>
+      <w:headerReference w:type="default" r:id="rId8"/>
+      <w:footerReference w:type="default" r:id="rId9"/>
       <w:pgSz w:w="12240" w:h="15840"/>
       <w:pgMar w:top="1417" w:right="1701" w:bottom="1417" w:left="1701" w:header="720" w:footer="720" w:gutter="0"/>
       <w:cols w:space="720"/>
@@ -3993,6 +4106,441 @@
       <w:r>
         <w:continuationSeparator/>
       </w:r>
+    </w:p>
+  </w:footnote>
+  <w:footnote w:id="1">
+    <w:p>
+      <w:pPr>
+        <w:pStyle w:val="Textonotapie"/>
+        <w:rPr>
+          <w:rFonts w:ascii="Century" w:hAnsi="Century"/>
+          <w:sz w:val="20"/>
+          <w:szCs w:val="20"/>
+          <w:lang w:val="es-PE"/>
+        </w:rPr>
+      </w:pPr>
+      <w:r>
+        <w:rPr>
+          <w:rStyle w:val="Refdenotaalpie"/>
+          <w:rFonts w:ascii="Century" w:hAnsi="Century"/>
+          <w:sz w:val="20"/>
+          <w:szCs w:val="20"/>
+        </w:rPr>
+        <w:footnoteRef/>
+      </w:r>
+      <w:r>
+        <w:rPr>
+          <w:rFonts w:ascii="Century" w:hAnsi="Century"/>
+          <w:sz w:val="20"/>
+          <w:szCs w:val="20"/>
+          <w:lang w:val="es-PE"/>
+        </w:rPr>
+        <w:t xml:space="preserve"> </w:t>
+      </w:r>
+      <w:r>
+        <w:rPr>
+          <w:rFonts w:ascii="Century" w:hAnsi="Century"/>
+          <w:sz w:val="20"/>
+          <w:szCs w:val="20"/>
+          <w:lang w:val="es-PE"/>
+        </w:rPr>
+        <w:t xml:space="preserve">La edición anglosajona de 1976, traducción de Ben </w:t>
+      </w:r>
+      <w:proofErr w:type="spellStart"/>
+      <w:r>
+        <w:rPr>
+          <w:rFonts w:ascii="Century" w:hAnsi="Century"/>
+          <w:sz w:val="20"/>
+          <w:szCs w:val="20"/>
+          <w:lang w:val="es-PE"/>
+        </w:rPr>
+        <w:t>Fowkes</w:t>
+      </w:r>
+      <w:proofErr w:type="spellEnd"/>
+      <w:r>
+        <w:rPr>
+          <w:rFonts w:ascii="Century" w:hAnsi="Century"/>
+          <w:sz w:val="20"/>
+          <w:szCs w:val="20"/>
+          <w:lang w:val="es-PE"/>
+        </w:rPr>
+        <w:t>, es la correspondiente para interpretar la numeración de capítulos (C), páginas (P) y línea de página (L) en los campos de citas insertados en el formato %</w:t>
+      </w:r>
+      <w:proofErr w:type="gramStart"/>
+      <w:r>
+        <w:rPr>
+          <w:rFonts w:ascii="Century" w:hAnsi="Century"/>
+          <w:sz w:val="20"/>
+          <w:szCs w:val="20"/>
+          <w:lang w:val="es-PE"/>
+        </w:rPr>
+        <w:t>%[</w:t>
+      </w:r>
+      <w:proofErr w:type="gramEnd"/>
+      <w:r>
+        <w:rPr>
+          <w:rFonts w:ascii="Century" w:hAnsi="Century"/>
+          <w:sz w:val="20"/>
+          <w:szCs w:val="20"/>
+          <w:lang w:val="es-PE"/>
+        </w:rPr>
+        <w:t xml:space="preserve">[ ]]%%. La referenciación a las páginas y líneas de página relativas a la edición castellana de 1975, traducción de Pablo </w:t>
+      </w:r>
+      <w:proofErr w:type="spellStart"/>
+      <w:r>
+        <w:rPr>
+          <w:rFonts w:ascii="Century" w:hAnsi="Century"/>
+          <w:sz w:val="20"/>
+          <w:szCs w:val="20"/>
+          <w:lang w:val="es-PE"/>
+        </w:rPr>
+        <w:t>Scaron</w:t>
+      </w:r>
+      <w:proofErr w:type="spellEnd"/>
+      <w:r>
+        <w:rPr>
+          <w:rFonts w:ascii="Century" w:hAnsi="Century"/>
+          <w:sz w:val="20"/>
+          <w:szCs w:val="20"/>
+          <w:lang w:val="es-PE"/>
+        </w:rPr>
+        <w:t xml:space="preserve">, </w:t>
+      </w:r>
+      <w:r>
+        <w:rPr>
+          <w:rFonts w:ascii="Century" w:hAnsi="Century"/>
+          <w:sz w:val="20"/>
+          <w:szCs w:val="20"/>
+          <w:lang w:val="es-PE"/>
+        </w:rPr>
+        <w:t>requiere aún mayor trabajo en la codificación</w:t>
+      </w:r>
+      <w:r>
+        <w:rPr>
+          <w:rFonts w:ascii="Century" w:hAnsi="Century"/>
+          <w:sz w:val="20"/>
+          <w:szCs w:val="20"/>
+          <w:lang w:val="es-PE"/>
+        </w:rPr>
+        <w:t xml:space="preserve"> y cotejo de </w:t>
+      </w:r>
+      <w:r>
+        <w:rPr>
+          <w:rFonts w:ascii="Century" w:hAnsi="Century"/>
+          <w:sz w:val="20"/>
+          <w:szCs w:val="20"/>
+          <w:lang w:val="es-PE"/>
+        </w:rPr>
+        <w:t>citas</w:t>
+      </w:r>
+      <w:r>
+        <w:rPr>
+          <w:rFonts w:ascii="Century" w:hAnsi="Century"/>
+          <w:sz w:val="20"/>
+          <w:szCs w:val="20"/>
+          <w:lang w:val="es-PE"/>
+        </w:rPr>
+        <w:t xml:space="preserve">. La última edición mencionada fue consultada para salvar diferencias de interpretación y ajuste cultural de los conceptos, tales como “monetario” por “dinerario”, </w:t>
+      </w:r>
+      <w:r>
+        <w:rPr>
+          <w:rFonts w:ascii="Century" w:hAnsi="Century"/>
+          <w:sz w:val="20"/>
+          <w:szCs w:val="20"/>
+          <w:lang w:val="es-PE"/>
+        </w:rPr>
+        <w:t>respetando</w:t>
+      </w:r>
+      <w:r>
+        <w:rPr>
+          <w:rFonts w:ascii="Century" w:hAnsi="Century"/>
+          <w:sz w:val="20"/>
+          <w:szCs w:val="20"/>
+          <w:lang w:val="es-PE"/>
+        </w:rPr>
+        <w:t xml:space="preserve"> el uso del término moneda para hacer referencia no al dinero, sino al </w:t>
+      </w:r>
+      <w:r>
+        <w:rPr>
+          <w:rFonts w:ascii="Century" w:hAnsi="Century"/>
+          <w:sz w:val="20"/>
+          <w:szCs w:val="20"/>
+          <w:lang w:val="es-PE"/>
+        </w:rPr>
+        <w:t xml:space="preserve">dinero metalizado, </w:t>
+      </w:r>
+      <w:proofErr w:type="spellStart"/>
+      <w:r>
+        <w:rPr>
+          <w:rFonts w:ascii="Century" w:hAnsi="Century"/>
+          <w:i/>
+          <w:iCs/>
+          <w:sz w:val="20"/>
+          <w:szCs w:val="20"/>
+          <w:lang w:val="es-PE"/>
+        </w:rPr>
+        <w:t>coin</w:t>
+      </w:r>
+      <w:proofErr w:type="spellEnd"/>
+      <w:r>
+        <w:rPr>
+          <w:rFonts w:ascii="Century" w:hAnsi="Century"/>
+          <w:sz w:val="20"/>
+          <w:szCs w:val="20"/>
+          <w:lang w:val="es-PE"/>
+        </w:rPr>
+        <w:t xml:space="preserve"> o </w:t>
+      </w:r>
+      <w:proofErr w:type="spellStart"/>
+      <w:r>
+        <w:rPr>
+          <w:rFonts w:ascii="Century" w:hAnsi="Century"/>
+          <w:i/>
+          <w:iCs/>
+          <w:sz w:val="20"/>
+          <w:szCs w:val="20"/>
+          <w:lang w:val="es-PE"/>
+        </w:rPr>
+        <w:t>currency</w:t>
+      </w:r>
+      <w:proofErr w:type="spellEnd"/>
+      <w:r>
+        <w:rPr>
+          <w:rFonts w:ascii="Century" w:hAnsi="Century"/>
+          <w:sz w:val="20"/>
+          <w:szCs w:val="20"/>
+          <w:lang w:val="es-PE"/>
+        </w:rPr>
+        <w:t xml:space="preserve">. En su mayor parte, el uso de los términos de la edición castellana traducida por </w:t>
+      </w:r>
+      <w:proofErr w:type="spellStart"/>
+      <w:r>
+        <w:rPr>
+          <w:rFonts w:ascii="Century" w:hAnsi="Century"/>
+          <w:sz w:val="20"/>
+          <w:szCs w:val="20"/>
+          <w:lang w:val="es-PE"/>
+        </w:rPr>
+        <w:t>Scaron</w:t>
+      </w:r>
+      <w:proofErr w:type="spellEnd"/>
+      <w:r>
+        <w:rPr>
+          <w:rFonts w:ascii="Century" w:hAnsi="Century"/>
+          <w:sz w:val="20"/>
+          <w:szCs w:val="20"/>
+          <w:lang w:val="es-PE"/>
+        </w:rPr>
+        <w:t xml:space="preserve">, fue mantenido en este </w:t>
+      </w:r>
+      <w:r>
+        <w:rPr>
+          <w:rFonts w:ascii="Century" w:hAnsi="Century"/>
+          <w:i/>
+          <w:iCs/>
+          <w:sz w:val="20"/>
+          <w:szCs w:val="20"/>
+          <w:lang w:val="es-PE"/>
+        </w:rPr>
+        <w:t>manuscrito</w:t>
+      </w:r>
+      <w:r>
+        <w:rPr>
+          <w:rFonts w:ascii="Century" w:hAnsi="Century"/>
+          <w:sz w:val="20"/>
+          <w:szCs w:val="20"/>
+          <w:lang w:val="es-PE"/>
+        </w:rPr>
+        <w:t>.</w:t>
+      </w:r>
+    </w:p>
+    <w:p>
+      <w:pPr>
+        <w:pStyle w:val="Textonotapie"/>
+        <w:rPr>
+          <w:rFonts w:ascii="Century" w:hAnsi="Century"/>
+          <w:sz w:val="20"/>
+          <w:szCs w:val="20"/>
+        </w:rPr>
+      </w:pPr>
+      <w:r>
+        <w:rPr>
+          <w:rFonts w:ascii="Century" w:hAnsi="Century"/>
+          <w:sz w:val="20"/>
+          <w:szCs w:val="20"/>
+        </w:rPr>
+        <w:t xml:space="preserve">Marx, Karl. 1976. </w:t>
+      </w:r>
+      <w:r>
+        <w:rPr>
+          <w:rFonts w:ascii="Century" w:hAnsi="Century"/>
+          <w:i/>
+          <w:iCs/>
+          <w:sz w:val="20"/>
+          <w:szCs w:val="20"/>
+        </w:rPr>
+        <w:t>Capital. A critique of political economy</w:t>
+      </w:r>
+      <w:r>
+        <w:rPr>
+          <w:rFonts w:ascii="Century" w:hAnsi="Century"/>
+          <w:sz w:val="20"/>
+          <w:szCs w:val="20"/>
+        </w:rPr>
+        <w:t xml:space="preserve">. </w:t>
+      </w:r>
+      <w:r>
+        <w:rPr>
+          <w:rFonts w:ascii="Century" w:hAnsi="Century"/>
+          <w:i/>
+          <w:iCs/>
+          <w:sz w:val="20"/>
+          <w:szCs w:val="20"/>
+          <w:lang w:val="es-PE"/>
+        </w:rPr>
+        <w:t>Libro Primero: El proceso de producción del capital</w:t>
+      </w:r>
+      <w:r>
+        <w:rPr>
+          <w:rFonts w:ascii="Century" w:hAnsi="Century"/>
+          <w:sz w:val="20"/>
+          <w:szCs w:val="20"/>
+          <w:lang w:val="es-PE"/>
+        </w:rPr>
+        <w:t xml:space="preserve">, Traducido por Ben </w:t>
+      </w:r>
+      <w:proofErr w:type="spellStart"/>
+      <w:r>
+        <w:rPr>
+          <w:rFonts w:ascii="Century" w:hAnsi="Century"/>
+          <w:sz w:val="20"/>
+          <w:szCs w:val="20"/>
+          <w:lang w:val="es-PE"/>
+        </w:rPr>
+        <w:t>Fowkes</w:t>
+      </w:r>
+      <w:proofErr w:type="spellEnd"/>
+      <w:r>
+        <w:rPr>
+          <w:rFonts w:ascii="Century" w:hAnsi="Century"/>
+          <w:sz w:val="20"/>
+          <w:szCs w:val="20"/>
+          <w:lang w:val="es-PE"/>
+        </w:rPr>
+        <w:t xml:space="preserve">. </w:t>
+      </w:r>
+      <w:r>
+        <w:rPr>
+          <w:rFonts w:ascii="Century" w:hAnsi="Century"/>
+          <w:sz w:val="20"/>
+          <w:szCs w:val="20"/>
+        </w:rPr>
+        <w:t xml:space="preserve">First Edition (Inglés). 3 vols. New York: Penguin Books &amp; New Left Review. </w:t>
+      </w:r>
+    </w:p>
+    <w:p>
+      <w:pPr>
+        <w:pStyle w:val="Textonotapie"/>
+        <w:rPr>
+          <w:rFonts w:ascii="Century" w:hAnsi="Century"/>
+          <w:sz w:val="20"/>
+          <w:szCs w:val="20"/>
+          <w:lang w:val="es-PE"/>
+        </w:rPr>
+      </w:pPr>
+      <w:r>
+        <w:rPr>
+          <w:rFonts w:ascii="Century" w:hAnsi="Century"/>
+          <w:sz w:val="20"/>
+          <w:szCs w:val="20"/>
+          <w:lang w:val="es-PE"/>
+        </w:rPr>
+        <w:t xml:space="preserve">Marx, Karl. 1975. </w:t>
+      </w:r>
+      <w:r>
+        <w:rPr>
+          <w:rFonts w:ascii="Century" w:hAnsi="Century"/>
+          <w:i/>
+          <w:iCs/>
+          <w:sz w:val="20"/>
+          <w:szCs w:val="20"/>
+          <w:lang w:val="es-PE"/>
+        </w:rPr>
+        <w:t>El capital: crítica de la economía política</w:t>
+      </w:r>
+      <w:r>
+        <w:rPr>
+          <w:rFonts w:ascii="Century" w:hAnsi="Century"/>
+          <w:sz w:val="20"/>
+          <w:szCs w:val="20"/>
+          <w:lang w:val="es-PE"/>
+        </w:rPr>
+        <w:t xml:space="preserve">. </w:t>
+      </w:r>
+      <w:r>
+        <w:rPr>
+          <w:rFonts w:ascii="Century" w:hAnsi="Century"/>
+          <w:i/>
+          <w:iCs/>
+          <w:sz w:val="20"/>
+          <w:szCs w:val="20"/>
+          <w:lang w:val="es-PE"/>
+        </w:rPr>
+        <w:t>Volumen 1, Libro Primero: El proceso de producción del capital</w:t>
+      </w:r>
+      <w:r>
+        <w:rPr>
+          <w:rFonts w:ascii="Century" w:hAnsi="Century"/>
+          <w:sz w:val="20"/>
+          <w:szCs w:val="20"/>
+          <w:lang w:val="es-PE"/>
+        </w:rPr>
+        <w:t xml:space="preserve">, Traducido por Pedro </w:t>
+      </w:r>
+      <w:proofErr w:type="spellStart"/>
+      <w:r>
+        <w:rPr>
+          <w:rFonts w:ascii="Century" w:hAnsi="Century"/>
+          <w:sz w:val="20"/>
+          <w:szCs w:val="20"/>
+          <w:lang w:val="es-PE"/>
+        </w:rPr>
+        <w:t>Scaron</w:t>
+      </w:r>
+      <w:proofErr w:type="spellEnd"/>
+      <w:r>
+        <w:rPr>
+          <w:rFonts w:ascii="Century" w:hAnsi="Century"/>
+          <w:sz w:val="20"/>
+          <w:szCs w:val="20"/>
+          <w:lang w:val="es-PE"/>
+        </w:rPr>
+        <w:t>. Primera Edición (Castellano). 8 vols. México D. F.: Siglo XXI Editores.</w:t>
+      </w:r>
+    </w:p>
+    <w:p>
+      <w:pPr>
+        <w:pStyle w:val="Textonotapie"/>
+        <w:rPr>
+          <w:lang w:val="es-PE"/>
+        </w:rPr>
+      </w:pPr>
+    </w:p>
+    <w:p>
+      <w:pPr>
+        <w:pStyle w:val="Textonotapie"/>
+        <w:rPr>
+          <w:lang w:val="es-PE"/>
+        </w:rPr>
+      </w:pPr>
+    </w:p>
+    <w:p>
+      <w:pPr>
+        <w:pStyle w:val="Textonotapie"/>
+        <w:rPr>
+          <w:lang w:val="es-PE"/>
+        </w:rPr>
+      </w:pPr>
     </w:p>
   </w:footnote>
 </w:footnotes>
@@ -5569,4 +6117,16 @@
   </a:objectDefaults>
   <a:extraClrSchemeLst/>
 </a:theme>
+</file>
+
+<file path=customXml/item1.xml><?xml version="1.0" encoding="utf-8"?>
+<b:Sources xmlns:b="http://schemas.openxmlformats.org/officeDocument/2006/bibliography" xmlns="http://schemas.openxmlformats.org/officeDocument/2006/bibliography" SelectedStyle="\APASixthEditionOfficeOnline.xsl" StyleName="APA" Version="6"/>
+</file>
+
+<file path=customXml/itemProps1.xml><?xml version="1.0" encoding="utf-8"?>
+<ds:datastoreItem xmlns:ds="http://schemas.openxmlformats.org/officeDocument/2006/customXml" ds:itemID="{E47E0243-092B-4350-B3FF-2AC0F4FE7691}">
+  <ds:schemaRefs>
+    <ds:schemaRef ds:uri="http://schemas.openxmlformats.org/officeDocument/2006/bibliography"/>
+  </ds:schemaRefs>
+</ds:datastoreItem>
 </file>